--- a/share/SIH26-A0H-T348_Student_Declaration.docx
+++ b/share/SIH26-A0H-T348_Student_Declaration.docx
@@ -1,14 +1,14 @@
 
 <file path=word/document.xml><?xml version="1.0" encoding="utf-8"?>
-<w:document xmlns:wpc="http://schemas.microsoft.com/office/word/2010/wordprocessingCanvas" xmlns:cx="http://schemas.microsoft.com/office/drawing/2014/chartex" xmlns:cx1="http://schemas.microsoft.com/office/drawing/2015/9/8/chartex" xmlns:cx2="http://schemas.microsoft.com/office/drawing/2015/10/21/chartex" xmlns:cx3="http://schemas.microsoft.com/office/drawing/2016/5/9/chartex" xmlns:cx4="http://schemas.microsoft.com/office/drawing/2016/5/10/chartex" xmlns:cx5="http://schemas.microsoft.com/office/drawing/2016/5/11/chartex" xmlns:cx6="http://schemas.microsoft.com/office/drawing/2016/5/12/chartex" xmlns:cx7="http://schemas.microsoft.com/office/drawing/2016/5/13/chartex" xmlns:cx8="http://schemas.microsoft.com/office/drawing/2016/5/14/chartex" xmlns:mc="http://schemas.openxmlformats.org/markup-compatibility/2006" xmlns:aink="http://schemas.microsoft.com/office/drawing/2016/ink" xmlns:am3d="http://schemas.microsoft.com/office/drawing/2017/model3d" xmlns:o="urn:schemas-microsoft-com:office:office" xmlns:oel="http://schemas.microsoft.com/office/2019/extlst" xmlns:r="http://schemas.openxmlformats.org/officeDocument/2006/relationships" xmlns:m="http://schemas.openxmlformats.org/officeDocument/2006/math" xmlns:v="urn:schemas-microsoft-com:vml" xmlns:wp14="http://schemas.microsoft.com/office/word/2010/wordprocessingDrawing" xmlns:wp="http://schemas.openxmlformats.org/drawingml/2006/wordprocessingDrawing" xmlns:w10="urn:schemas-microsoft-com:office:word" xmlns:w="http://schemas.openxmlformats.org/wordprocessingml/2006/main" xmlns:w14="http://schemas.microsoft.com/office/word/2010/wordml" xmlns:w15="http://schemas.microsoft.com/office/word/2012/wordml" xmlns:w16cex="http://schemas.microsoft.com/office/word/2018/wordml/cex" xmlns:w16cid="http://schemas.microsoft.com/office/word/2016/wordml/cid" xmlns:w16="http://schemas.microsoft.com/office/word/2018/wordml" xmlns:w16du="http://schemas.microsoft.com/office/word/2023/wordml/word16du" xmlns:w16sdtdh="http://schemas.microsoft.com/office/word/2020/wordml/sdtdatahash" xmlns:w16sdtfl="http://schemas.microsoft.com/office/word/2024/wordml/sdtformatlock" xmlns:w16se="http://schemas.microsoft.com/office/word/2015/wordml/symex" xmlns:wpg="http://schemas.microsoft.com/office/word/2010/wordprocessingGroup" xmlns:wpi="http://schemas.microsoft.com/office/word/2010/wordprocessingInk" xmlns:wne="http://schemas.microsoft.com/office/word/2006/wordml" xmlns:wps="http://schemas.microsoft.com/office/word/2010/wordprocessingShape" mc:Ignorable="w14 w15 w16se w16cid w16 w16cex w16sdtdh w16sdtfl w16du wp14">
+<w:document xmlns:wpc="http://schemas.microsoft.com/office/word/2010/wordprocessingCanvas" xmlns:cx="http://schemas.microsoft.com/office/drawing/2014/chartex" xmlns:cx1="http://schemas.microsoft.com/office/drawing/2015/9/8/chartex" xmlns:cx2="http://schemas.microsoft.com/office/drawing/2015/10/21/chartex" xmlns:cx3="http://schemas.microsoft.com/office/drawing/2016/5/9/chartex" xmlns:cx4="http://schemas.microsoft.com/office/drawing/2016/5/10/chartex" xmlns:cx5="http://schemas.microsoft.com/office/drawing/2016/5/11/chartex" xmlns:cx6="http://schemas.microsoft.com/office/drawing/2016/5/12/chartex" xmlns:cx7="http://schemas.microsoft.com/office/drawing/2016/5/13/chartex" xmlns:cx8="http://schemas.microsoft.com/office/drawing/2016/5/14/chartex" xmlns:mc="http://schemas.openxmlformats.org/markup-compatibility/2006" xmlns:aink="http://schemas.microsoft.com/office/drawing/2016/ink" xmlns:am3d="http://schemas.microsoft.com/office/drawing/2017/model3d" xmlns:o="urn:schemas-microsoft-com:office:office" xmlns:oel="http://schemas.microsoft.com/office/2019/extlst" xmlns:r="http://schemas.openxmlformats.org/officeDocument/2006/relationships" xmlns:m="http://schemas.openxmlformats.org/officeDocument/2006/math" xmlns:v="urn:schemas-microsoft-com:vml" xmlns:wp14="http://schemas.microsoft.com/office/word/2010/wordprocessingDrawing" xmlns:wp="http://schemas.openxmlformats.org/drawingml/2006/wordprocessingDrawing" xmlns:w10="urn:schemas-microsoft-com:office:word" xmlns:w="http://schemas.openxmlformats.org/wordprocessingml/2006/main" xmlns:w14="http://schemas.microsoft.com/office/word/2010/wordml" xmlns:w15="http://schemas.microsoft.com/office/word/2012/wordml" xmlns:w16cei="http://schemas.microsoft.com/office/word/2026/wordml/cei" xmlns:w16cex="http://schemas.microsoft.com/office/word/2018/wordml/cex" xmlns:w16cid="http://schemas.microsoft.com/office/word/2016/wordml/cid" xmlns:w16="http://schemas.microsoft.com/office/word/2018/wordml" xmlns:w16du="http://schemas.microsoft.com/office/word/2023/wordml/word16du" xmlns:w16sdtdh="http://schemas.microsoft.com/office/word/2020/wordml/sdtdatahash" xmlns:w16sdtfl="http://schemas.microsoft.com/office/word/2024/wordml/sdtformatlock" xmlns:w16se="http://schemas.microsoft.com/office/word/2015/wordml/symex" xmlns:wpg="http://schemas.microsoft.com/office/word/2010/wordprocessingGroup" xmlns:wpi="http://schemas.microsoft.com/office/word/2010/wordprocessingInk" xmlns:wne="http://schemas.microsoft.com/office/word/2006/wordml" xmlns:wps="http://schemas.microsoft.com/office/word/2010/wordprocessingShape" mc:Ignorable="w14 w15 w16se w16cid w16 w16cex w16sdtdh w16sdtfl w16du wp14">
   <w:body>
-    <w:p xmlns:wp14="http://schemas.microsoft.com/office/word/2010/wordml" wp14:textId="77777777">
+    <w:p>
       <w:pPr>
         <w:pStyle w:val="Body"/>
         <w:spacing w:after="0" w:line="240" w:lineRule="auto"/>
       </w:pPr>
     </w:p>
-    <w:p xmlns:wp14="http://schemas.microsoft.com/office/word/2010/wordml" wp14:textId="77777777">
+    <w:p>
       <w:pPr>
         <w:pStyle w:val="Body"/>
         <w:spacing w:after="0" w:line="240" w:lineRule="auto"/>
@@ -26,13 +26,13 @@
         <w:t>Date: 05/September/2026</w:t>
       </w:r>
     </w:p>
-    <w:p xmlns:wp14="http://schemas.microsoft.com/office/word/2010/wordml" wp14:textId="77777777">
+    <w:p>
       <w:pPr>
         <w:pStyle w:val="Body"/>
         <w:spacing w:after="0" w:line="240" w:lineRule="auto"/>
       </w:pPr>
     </w:p>
-    <w:p xmlns:wp14="http://schemas.microsoft.com/office/word/2010/wordml" wp14:textId="77777777">
+    <w:p>
       <w:pPr>
         <w:pStyle w:val="Body"/>
         <w:spacing w:after="0" w:line="240" w:lineRule="auto"/>
@@ -62,13 +62,13 @@
         <w:t>Nomination</w:t>
       </w:r>
     </w:p>
-    <w:p xmlns:wp14="http://schemas.microsoft.com/office/word/2010/wordml" wp14:textId="77777777">
+    <w:p>
       <w:pPr>
         <w:pStyle w:val="Body"/>
         <w:spacing w:after="0" w:line="240" w:lineRule="auto"/>
       </w:pPr>
     </w:p>
-    <w:p xmlns:wp14="http://schemas.microsoft.com/office/word/2010/wordml" wp14:textId="77777777">
+    <w:p>
       <w:pPr>
         <w:pStyle w:val="Body"/>
         <w:spacing w:after="0" w:line="240" w:lineRule="auto"/>
@@ -85,7 +85,7 @@
         <w:t>I am pleased to nominate the below team from our college to participate in Smart India</w:t>
       </w:r>
     </w:p>
-    <w:p xmlns:wp14="http://schemas.microsoft.com/office/word/2010/wordml" wp14:textId="77777777">
+    <w:p>
       <w:pPr>
         <w:pStyle w:val="Body"/>
         <w:spacing w:after="0" w:line="240" w:lineRule="auto"/>
@@ -112,7 +112,7 @@
         <w:t>U-0436.</w:t>
       </w:r>
     </w:p>
-    <w:p xmlns:wp14="http://schemas.microsoft.com/office/word/2010/wordml" wp14:textId="77777777">
+    <w:p>
       <w:pPr>
         <w:pStyle w:val="Body"/>
         <w:spacing w:after="0" w:line="240" w:lineRule="auto"/>
@@ -122,7 +122,7 @@
         </w:rPr>
       </w:pPr>
     </w:p>
-    <w:p xmlns:wp14="http://schemas.microsoft.com/office/word/2010/wordml" wp14:textId="77777777">
+    <w:p>
       <w:pPr>
         <w:pStyle w:val="Body"/>
         <w:spacing w:after="0" w:line="240" w:lineRule="auto"/>
@@ -144,12 +144,12 @@
         <w:tblW w:w="10207" w:type="dxa"/>
         <w:tblInd w:w="108" w:type="dxa"/>
         <w:tblBorders>
-          <w:top w:val="single" w:color="FFFFFF" w:sz="8" w:space="0"/>
-          <w:left w:val="single" w:color="FFFFFF" w:sz="8" w:space="0"/>
-          <w:bottom w:val="single" w:color="FFFFFF" w:sz="8" w:space="0"/>
-          <w:right w:val="single" w:color="FFFFFF" w:sz="8" w:space="0"/>
-          <w:insideH w:val="single" w:color="FFFFFF" w:sz="8" w:space="0"/>
-          <w:insideV w:val="single" w:color="FFFFFF" w:sz="8" w:space="0"/>
+          <w:top w:val="single" w:sz="8" w:space="0" w:color="FFFFFF"/>
+          <w:left w:val="single" w:sz="8" w:space="0" w:color="FFFFFF"/>
+          <w:bottom w:val="single" w:sz="8" w:space="0" w:color="FFFFFF"/>
+          <w:right w:val="single" w:sz="8" w:space="0" w:color="FFFFFF"/>
+          <w:insideH w:val="single" w:sz="8" w:space="0" w:color="FFFFFF"/>
+          <w:insideV w:val="single" w:sz="8" w:space="0" w:color="FFFFFF"/>
         </w:tblBorders>
         <w:shd w:val="clear" w:color="auto" w:fill="D0DDEF"/>
         <w:tblLayout w:type="fixed"/>
@@ -164,7 +164,7 @@
         <w:gridCol w:w="1022"/>
         <w:gridCol w:w="1104"/>
       </w:tblGrid>
-      <w:tr xmlns:wp14="http://schemas.microsoft.com/office/word/2010/wordml" wp14:textId="77777777">
+      <w:tr>
         <w:trPr>
           <w:trHeight w:val="495"/>
         </w:trPr>
@@ -172,37 +172,37 @@
           <w:tcPr>
             <w:tcW w:w="1755" w:type="dxa"/>
             <w:tcBorders>
-              <w:top w:val="single" w:color="000000" w:themeColor="text1" w:sz="4" w:space="0"/>
-              <w:left w:val="single" w:color="000000" w:themeColor="text1" w:sz="4" w:space="0"/>
-              <w:bottom w:val="single" w:color="000000" w:themeColor="text1" w:sz="4" w:space="0"/>
-              <w:right w:val="single" w:color="000000" w:themeColor="text1" w:sz="4" w:space="0"/>
-            </w:tcBorders>
-            <w:tcMar>
-              <w:top w:w="80" w:type="dxa"/>
-              <w:left w:w="80" w:type="dxa"/>
-              <w:bottom w:w="80" w:type="dxa"/>
-              <w:right w:w="80" w:type="dxa"/>
-            </w:tcMar>
-          </w:tcPr>
-          <w:p wp14:textId="77777777"/>
+              <w:top w:val="single" w:sz="4" w:space="0" w:color="000000" w:themeColor="text1"/>
+              <w:left w:val="single" w:sz="4" w:space="0" w:color="000000" w:themeColor="text1"/>
+              <w:bottom w:val="single" w:sz="4" w:space="0" w:color="000000" w:themeColor="text1"/>
+              <w:right w:val="single" w:sz="4" w:space="0" w:color="000000" w:themeColor="text1"/>
+            </w:tcBorders>
+            <w:tcMar>
+              <w:top w:w="80" w:type="dxa"/>
+              <w:left w:w="80" w:type="dxa"/>
+              <w:bottom w:w="80" w:type="dxa"/>
+              <w:right w:w="80" w:type="dxa"/>
+            </w:tcMar>
+          </w:tcPr>
+          <w:p/>
         </w:tc>
         <w:tc>
           <w:tcPr>
             <w:tcW w:w="2016" w:type="dxa"/>
             <w:tcBorders>
-              <w:top w:val="single" w:color="000000" w:themeColor="text1" w:sz="4" w:space="0"/>
-              <w:left w:val="single" w:color="000000" w:themeColor="text1" w:sz="4" w:space="0"/>
-              <w:bottom w:val="single" w:color="000000" w:themeColor="text1" w:sz="4" w:space="0"/>
-              <w:right w:val="single" w:color="000000" w:themeColor="text1" w:sz="4" w:space="0"/>
-            </w:tcBorders>
-            <w:tcMar>
-              <w:top w:w="80" w:type="dxa"/>
-              <w:left w:w="80" w:type="dxa"/>
-              <w:bottom w:w="80" w:type="dxa"/>
-              <w:right w:w="80" w:type="dxa"/>
-            </w:tcMar>
-          </w:tcPr>
-          <w:p wp14:textId="77777777">
+              <w:top w:val="single" w:sz="4" w:space="0" w:color="000000" w:themeColor="text1"/>
+              <w:left w:val="single" w:sz="4" w:space="0" w:color="000000" w:themeColor="text1"/>
+              <w:bottom w:val="single" w:sz="4" w:space="0" w:color="000000" w:themeColor="text1"/>
+              <w:right w:val="single" w:sz="4" w:space="0" w:color="000000" w:themeColor="text1"/>
+            </w:tcBorders>
+            <w:tcMar>
+              <w:top w:w="80" w:type="dxa"/>
+              <w:left w:w="80" w:type="dxa"/>
+              <w:bottom w:w="80" w:type="dxa"/>
+              <w:right w:w="80" w:type="dxa"/>
+            </w:tcMar>
+          </w:tcPr>
+          <w:p>
             <w:pPr>
               <w:pStyle w:val="Body"/>
               <w:spacing w:after="0" w:line="240" w:lineRule="auto"/>
@@ -220,19 +220,19 @@
           <w:tcPr>
             <w:tcW w:w="1404" w:type="dxa"/>
             <w:tcBorders>
-              <w:top w:val="single" w:color="000000" w:themeColor="text1" w:sz="4" w:space="0"/>
-              <w:left w:val="single" w:color="000000" w:themeColor="text1" w:sz="4" w:space="0"/>
-              <w:bottom w:val="single" w:color="000000" w:themeColor="text1" w:sz="4" w:space="0"/>
-              <w:right w:val="single" w:color="000000" w:themeColor="text1" w:sz="4" w:space="0"/>
-            </w:tcBorders>
-            <w:tcMar>
-              <w:top w:w="80" w:type="dxa"/>
-              <w:left w:w="80" w:type="dxa"/>
-              <w:bottom w:w="80" w:type="dxa"/>
-              <w:right w:w="80" w:type="dxa"/>
-            </w:tcMar>
-          </w:tcPr>
-          <w:p wp14:textId="77777777">
+              <w:top w:val="single" w:sz="4" w:space="0" w:color="000000" w:themeColor="text1"/>
+              <w:left w:val="single" w:sz="4" w:space="0" w:color="000000" w:themeColor="text1"/>
+              <w:bottom w:val="single" w:sz="4" w:space="0" w:color="000000" w:themeColor="text1"/>
+              <w:right w:val="single" w:sz="4" w:space="0" w:color="000000" w:themeColor="text1"/>
+            </w:tcBorders>
+            <w:tcMar>
+              <w:top w:w="80" w:type="dxa"/>
+              <w:left w:w="80" w:type="dxa"/>
+              <w:bottom w:w="80" w:type="dxa"/>
+              <w:right w:w="80" w:type="dxa"/>
+            </w:tcMar>
+          </w:tcPr>
+          <w:p>
             <w:pPr>
               <w:pStyle w:val="Body"/>
               <w:spacing w:after="0" w:line="240" w:lineRule="auto"/>
@@ -250,19 +250,19 @@
           <w:tcPr>
             <w:tcW w:w="1260" w:type="dxa"/>
             <w:tcBorders>
-              <w:top w:val="single" w:color="000000" w:themeColor="text1" w:sz="4" w:space="0"/>
-              <w:left w:val="single" w:color="000000" w:themeColor="text1" w:sz="4" w:space="0"/>
-              <w:bottom w:val="single" w:color="000000" w:themeColor="text1" w:sz="4" w:space="0"/>
-              <w:right w:val="single" w:color="000000" w:themeColor="text1" w:sz="4" w:space="0"/>
-            </w:tcBorders>
-            <w:tcMar>
-              <w:top w:w="80" w:type="dxa"/>
-              <w:left w:w="80" w:type="dxa"/>
-              <w:bottom w:w="80" w:type="dxa"/>
-              <w:right w:w="80" w:type="dxa"/>
-            </w:tcMar>
-          </w:tcPr>
-          <w:p wp14:textId="77777777">
+              <w:top w:val="single" w:sz="4" w:space="0" w:color="000000" w:themeColor="text1"/>
+              <w:left w:val="single" w:sz="4" w:space="0" w:color="000000" w:themeColor="text1"/>
+              <w:bottom w:val="single" w:sz="4" w:space="0" w:color="000000" w:themeColor="text1"/>
+              <w:right w:val="single" w:sz="4" w:space="0" w:color="000000" w:themeColor="text1"/>
+            </w:tcBorders>
+            <w:tcMar>
+              <w:top w:w="80" w:type="dxa"/>
+              <w:left w:w="80" w:type="dxa"/>
+              <w:bottom w:w="80" w:type="dxa"/>
+              <w:right w:w="80" w:type="dxa"/>
+            </w:tcMar>
+          </w:tcPr>
+          <w:p>
             <w:pPr>
               <w:pStyle w:val="Body"/>
               <w:spacing w:after="0" w:line="240" w:lineRule="auto"/>
@@ -280,19 +280,19 @@
           <w:tcPr>
             <w:tcW w:w="1646" w:type="dxa"/>
             <w:tcBorders>
-              <w:top w:val="single" w:color="000000" w:themeColor="text1" w:sz="4" w:space="0"/>
-              <w:left w:val="single" w:color="000000" w:themeColor="text1" w:sz="4" w:space="0"/>
-              <w:bottom w:val="single" w:color="000000" w:themeColor="text1" w:sz="4" w:space="0"/>
-              <w:right w:val="single" w:color="000000" w:themeColor="text1" w:sz="4" w:space="0"/>
-            </w:tcBorders>
-            <w:tcMar>
-              <w:top w:w="80" w:type="dxa"/>
-              <w:left w:w="80" w:type="dxa"/>
-              <w:bottom w:w="80" w:type="dxa"/>
-              <w:right w:w="80" w:type="dxa"/>
-            </w:tcMar>
-          </w:tcPr>
-          <w:p wp14:textId="77777777">
+              <w:top w:val="single" w:sz="4" w:space="0" w:color="000000" w:themeColor="text1"/>
+              <w:left w:val="single" w:sz="4" w:space="0" w:color="000000" w:themeColor="text1"/>
+              <w:bottom w:val="single" w:sz="4" w:space="0" w:color="000000" w:themeColor="text1"/>
+              <w:right w:val="single" w:sz="4" w:space="0" w:color="000000" w:themeColor="text1"/>
+            </w:tcBorders>
+            <w:tcMar>
+              <w:top w:w="80" w:type="dxa"/>
+              <w:left w:w="80" w:type="dxa"/>
+              <w:bottom w:w="80" w:type="dxa"/>
+              <w:right w:w="80" w:type="dxa"/>
+            </w:tcMar>
+          </w:tcPr>
+          <w:p>
             <w:pPr>
               <w:pStyle w:val="Body"/>
               <w:spacing w:after="0" w:line="240" w:lineRule="auto"/>
@@ -310,19 +310,19 @@
           <w:tcPr>
             <w:tcW w:w="1022" w:type="dxa"/>
             <w:tcBorders>
-              <w:top w:val="single" w:color="000000" w:themeColor="text1" w:sz="4" w:space="0"/>
-              <w:left w:val="single" w:color="000000" w:themeColor="text1" w:sz="4" w:space="0"/>
-              <w:bottom w:val="single" w:color="000000" w:themeColor="text1" w:sz="4" w:space="0"/>
-              <w:right w:val="single" w:color="000000" w:themeColor="text1" w:sz="4" w:space="0"/>
-            </w:tcBorders>
-            <w:tcMar>
-              <w:top w:w="80" w:type="dxa"/>
-              <w:left w:w="80" w:type="dxa"/>
-              <w:bottom w:w="80" w:type="dxa"/>
-              <w:right w:w="80" w:type="dxa"/>
-            </w:tcMar>
-          </w:tcPr>
-          <w:p wp14:textId="77777777">
+              <w:top w:val="single" w:sz="4" w:space="0" w:color="000000" w:themeColor="text1"/>
+              <w:left w:val="single" w:sz="4" w:space="0" w:color="000000" w:themeColor="text1"/>
+              <w:bottom w:val="single" w:sz="4" w:space="0" w:color="000000" w:themeColor="text1"/>
+              <w:right w:val="single" w:sz="4" w:space="0" w:color="000000" w:themeColor="text1"/>
+            </w:tcBorders>
+            <w:tcMar>
+              <w:top w:w="80" w:type="dxa"/>
+              <w:left w:w="80" w:type="dxa"/>
+              <w:bottom w:w="80" w:type="dxa"/>
+              <w:right w:w="80" w:type="dxa"/>
+            </w:tcMar>
+          </w:tcPr>
+          <w:p>
             <w:pPr>
               <w:pStyle w:val="Body"/>
               <w:spacing w:after="0" w:line="240" w:lineRule="auto"/>
@@ -340,19 +340,19 @@
           <w:tcPr>
             <w:tcW w:w="1104" w:type="dxa"/>
             <w:tcBorders>
-              <w:top w:val="single" w:color="000000" w:themeColor="text1" w:sz="4" w:space="0"/>
-              <w:left w:val="single" w:color="000000" w:themeColor="text1" w:sz="4" w:space="0"/>
-              <w:bottom w:val="single" w:color="000000" w:themeColor="text1" w:sz="4" w:space="0"/>
-              <w:right w:val="single" w:color="000000" w:themeColor="text1" w:sz="4" w:space="0"/>
-            </w:tcBorders>
-            <w:tcMar>
-              <w:top w:w="80" w:type="dxa"/>
-              <w:left w:w="80" w:type="dxa"/>
-              <w:bottom w:w="80" w:type="dxa"/>
-              <w:right w:w="80" w:type="dxa"/>
-            </w:tcMar>
-          </w:tcPr>
-          <w:p wp14:textId="77777777">
+              <w:top w:val="single" w:sz="4" w:space="0" w:color="000000" w:themeColor="text1"/>
+              <w:left w:val="single" w:sz="4" w:space="0" w:color="000000" w:themeColor="text1"/>
+              <w:bottom w:val="single" w:sz="4" w:space="0" w:color="000000" w:themeColor="text1"/>
+              <w:right w:val="single" w:sz="4" w:space="0" w:color="000000" w:themeColor="text1"/>
+            </w:tcBorders>
+            <w:tcMar>
+              <w:top w:w="80" w:type="dxa"/>
+              <w:left w:w="80" w:type="dxa"/>
+              <w:bottom w:w="80" w:type="dxa"/>
+              <w:right w:w="80" w:type="dxa"/>
+            </w:tcMar>
+          </w:tcPr>
+          <w:p>
             <w:pPr>
               <w:pStyle w:val="Body"/>
               <w:spacing w:after="0" w:line="240" w:lineRule="auto"/>
@@ -367,7 +367,7 @@
           </w:p>
         </w:tc>
       </w:tr>
-      <w:tr xmlns:wp14="http://schemas.microsoft.com/office/word/2010/wordml" wp14:textId="77777777">
+      <w:tr>
         <w:trPr>
           <w:trHeight w:val="1006"/>
         </w:trPr>
@@ -375,19 +375,19 @@
           <w:tcPr>
             <w:tcW w:w="1755" w:type="dxa"/>
             <w:tcBorders>
-              <w:top w:val="single" w:color="000000" w:themeColor="text1" w:sz="4" w:space="0"/>
-              <w:left w:val="single" w:color="000000" w:themeColor="text1" w:sz="4" w:space="0"/>
-              <w:bottom w:val="single" w:color="000000" w:themeColor="text1" w:sz="4" w:space="0"/>
-              <w:right w:val="single" w:color="000000" w:themeColor="text1" w:sz="4" w:space="0"/>
-            </w:tcBorders>
-            <w:tcMar>
-              <w:top w:w="80" w:type="dxa"/>
-              <w:left w:w="80" w:type="dxa"/>
-              <w:bottom w:w="80" w:type="dxa"/>
-              <w:right w:w="80" w:type="dxa"/>
-            </w:tcMar>
-          </w:tcPr>
-          <w:p wp14:textId="77777777">
+              <w:top w:val="single" w:sz="4" w:space="0" w:color="000000" w:themeColor="text1"/>
+              <w:left w:val="single" w:sz="4" w:space="0" w:color="000000" w:themeColor="text1"/>
+              <w:bottom w:val="single" w:sz="4" w:space="0" w:color="000000" w:themeColor="text1"/>
+              <w:right w:val="single" w:sz="4" w:space="0" w:color="000000" w:themeColor="text1"/>
+            </w:tcBorders>
+            <w:tcMar>
+              <w:top w:w="80" w:type="dxa"/>
+              <w:left w:w="80" w:type="dxa"/>
+              <w:bottom w:w="80" w:type="dxa"/>
+              <w:right w:w="80" w:type="dxa"/>
+            </w:tcMar>
+          </w:tcPr>
+          <w:p>
             <w:pPr>
               <w:pStyle w:val="Body"/>
               <w:spacing w:after="0" w:line="240" w:lineRule="auto"/>
@@ -405,19 +405,19 @@
           <w:tcPr>
             <w:tcW w:w="2016" w:type="dxa"/>
             <w:tcBorders>
-              <w:top w:val="single" w:color="000000" w:themeColor="text1" w:sz="4" w:space="0"/>
-              <w:left w:val="single" w:color="000000" w:themeColor="text1" w:sz="4" w:space="0"/>
-              <w:bottom w:val="single" w:color="000000" w:themeColor="text1" w:sz="4" w:space="0"/>
-              <w:right w:val="single" w:color="000000" w:themeColor="text1" w:sz="4" w:space="0"/>
-            </w:tcBorders>
-            <w:tcMar>
-              <w:top w:w="80" w:type="dxa"/>
-              <w:left w:w="80" w:type="dxa"/>
-              <w:bottom w:w="80" w:type="dxa"/>
-              <w:right w:w="80" w:type="dxa"/>
-            </w:tcMar>
-          </w:tcPr>
-          <w:p wp14:textId="77777777">
+              <w:top w:val="single" w:sz="4" w:space="0" w:color="000000" w:themeColor="text1"/>
+              <w:left w:val="single" w:sz="4" w:space="0" w:color="000000" w:themeColor="text1"/>
+              <w:bottom w:val="single" w:sz="4" w:space="0" w:color="000000" w:themeColor="text1"/>
+              <w:right w:val="single" w:sz="4" w:space="0" w:color="000000" w:themeColor="text1"/>
+            </w:tcBorders>
+            <w:tcMar>
+              <w:top w:w="80" w:type="dxa"/>
+              <w:left w:w="80" w:type="dxa"/>
+              <w:bottom w:w="80" w:type="dxa"/>
+              <w:right w:w="80" w:type="dxa"/>
+            </w:tcMar>
+          </w:tcPr>
+          <w:p>
             <w:r>
               <w:rPr>
                 <w:rFonts w:ascii="Calibri" w:hAnsi="Calibri" w:cs="Arial Unicode MS"/>
@@ -434,19 +434,19 @@
           <w:tcPr>
             <w:tcW w:w="1404" w:type="dxa"/>
             <w:tcBorders>
-              <w:top w:val="single" w:color="000000" w:themeColor="text1" w:sz="4" w:space="0"/>
-              <w:left w:val="single" w:color="000000" w:themeColor="text1" w:sz="4" w:space="0"/>
-              <w:bottom w:val="single" w:color="000000" w:themeColor="text1" w:sz="4" w:space="0"/>
-              <w:right w:val="single" w:color="000000" w:themeColor="text1" w:sz="4" w:space="0"/>
-            </w:tcBorders>
-            <w:tcMar>
-              <w:top w:w="80" w:type="dxa"/>
-              <w:left w:w="80" w:type="dxa"/>
-              <w:bottom w:w="80" w:type="dxa"/>
-              <w:right w:w="80" w:type="dxa"/>
-            </w:tcMar>
-          </w:tcPr>
-          <w:p wp14:textId="77777777">
+              <w:top w:val="single" w:sz="4" w:space="0" w:color="000000" w:themeColor="text1"/>
+              <w:left w:val="single" w:sz="4" w:space="0" w:color="000000" w:themeColor="text1"/>
+              <w:bottom w:val="single" w:sz="4" w:space="0" w:color="000000" w:themeColor="text1"/>
+              <w:right w:val="single" w:sz="4" w:space="0" w:color="000000" w:themeColor="text1"/>
+            </w:tcBorders>
+            <w:tcMar>
+              <w:top w:w="80" w:type="dxa"/>
+              <w:left w:w="80" w:type="dxa"/>
+              <w:bottom w:w="80" w:type="dxa"/>
+              <w:right w:w="80" w:type="dxa"/>
+            </w:tcMar>
+          </w:tcPr>
+          <w:p>
             <w:r>
               <w:rPr>
                 <w:rFonts w:ascii="Calibri" w:hAnsi="Calibri" w:cs="Arial Unicode MS"/>
@@ -463,20 +463,20 @@
           <w:tcPr>
             <w:tcW w:w="1260" w:type="dxa"/>
             <w:tcBorders>
-              <w:top w:val="single" w:color="000000" w:themeColor="text1" w:sz="4" w:space="0"/>
-              <w:left w:val="single" w:color="000000" w:themeColor="text1" w:sz="4" w:space="0"/>
-              <w:bottom w:val="single" w:color="000000" w:themeColor="text1" w:sz="4" w:space="0"/>
-              <w:right w:val="single" w:color="000000" w:themeColor="text1" w:sz="4" w:space="0"/>
-            </w:tcBorders>
-            <w:tcMar>
-              <w:top w:w="80" w:type="dxa"/>
-              <w:left w:w="80" w:type="dxa"/>
-              <w:bottom w:w="80" w:type="dxa"/>
-              <w:right w:w="80" w:type="dxa"/>
-            </w:tcMar>
-          </w:tcPr>
-          <w:p wp14:textId="77777777">
-            <w:hyperlink w:history="1" r:id="rId6">
+              <w:top w:val="single" w:sz="4" w:space="0" w:color="000000" w:themeColor="text1"/>
+              <w:left w:val="single" w:sz="4" w:space="0" w:color="000000" w:themeColor="text1"/>
+              <w:bottom w:val="single" w:sz="4" w:space="0" w:color="000000" w:themeColor="text1"/>
+              <w:right w:val="single" w:sz="4" w:space="0" w:color="000000" w:themeColor="text1"/>
+            </w:tcBorders>
+            <w:tcMar>
+              <w:top w:w="80" w:type="dxa"/>
+              <w:left w:w="80" w:type="dxa"/>
+              <w:bottom w:w="80" w:type="dxa"/>
+              <w:right w:w="80" w:type="dxa"/>
+            </w:tcMar>
+          </w:tcPr>
+          <w:p>
+            <w:hyperlink r:id="rId6" w:history="1">
               <w:r>
                 <w:rPr>
                   <w:rStyle w:val="Hyperlink0"/>
@@ -493,19 +493,19 @@
           <w:tcPr>
             <w:tcW w:w="1646" w:type="dxa"/>
             <w:tcBorders>
-              <w:top w:val="single" w:color="000000" w:themeColor="text1" w:sz="4" w:space="0"/>
-              <w:left w:val="single" w:color="000000" w:themeColor="text1" w:sz="4" w:space="0"/>
-              <w:bottom w:val="single" w:color="000000" w:themeColor="text1" w:sz="4" w:space="0"/>
-              <w:right w:val="single" w:color="000000" w:themeColor="text1" w:sz="4" w:space="0"/>
-            </w:tcBorders>
-            <w:tcMar>
-              <w:top w:w="80" w:type="dxa"/>
-              <w:left w:w="80" w:type="dxa"/>
-              <w:bottom w:w="80" w:type="dxa"/>
-              <w:right w:w="80" w:type="dxa"/>
-            </w:tcMar>
-          </w:tcPr>
-          <w:p wp14:textId="77777777">
+              <w:top w:val="single" w:sz="4" w:space="0" w:color="000000" w:themeColor="text1"/>
+              <w:left w:val="single" w:sz="4" w:space="0" w:color="000000" w:themeColor="text1"/>
+              <w:bottom w:val="single" w:sz="4" w:space="0" w:color="000000" w:themeColor="text1"/>
+              <w:right w:val="single" w:sz="4" w:space="0" w:color="000000" w:themeColor="text1"/>
+            </w:tcBorders>
+            <w:tcMar>
+              <w:top w:w="80" w:type="dxa"/>
+              <w:left w:w="80" w:type="dxa"/>
+              <w:bottom w:w="80" w:type="dxa"/>
+              <w:right w:w="80" w:type="dxa"/>
+            </w:tcMar>
+          </w:tcPr>
+          <w:p>
             <w:r>
               <w:rPr>
                 <w:rFonts w:ascii="Calibri" w:hAnsi="Calibri" w:cs="Arial Unicode MS"/>
@@ -522,45 +522,27 @@
           <w:tcPr>
             <w:tcW w:w="1022" w:type="dxa"/>
             <w:tcBorders>
-              <w:top w:val="single" w:color="000000" w:themeColor="text1" w:sz="4" w:space="0"/>
-              <w:left w:val="single" w:color="000000" w:themeColor="text1" w:sz="4" w:space="0"/>
-              <w:bottom w:val="single" w:color="000000" w:themeColor="text1" w:sz="4" w:space="0"/>
-              <w:right w:val="single" w:color="000000" w:themeColor="text1" w:sz="4" w:space="0"/>
-            </w:tcBorders>
-            <w:tcMar>
-              <w:top w:w="80" w:type="dxa"/>
-              <w:left w:w="80" w:type="dxa"/>
-              <w:bottom w:w="80" w:type="dxa"/>
-              <w:right w:w="80" w:type="dxa"/>
-            </w:tcMar>
-          </w:tcPr>
-          <w:p wp14:textId="59232700">
-            <w:r>
-              <w:rPr>
-                <w:rFonts w:ascii="Calibri" w:hAnsi="Calibri" w:cs="Arial Unicode MS"/>
-                <w:color w:val="000000" w:themeColor="text1" w:themeTint="FF" w:themeShade="FF"/>
-                <w:sz w:val="20"/>
-                <w:szCs w:val="20"/>
-              </w:rPr>
-              <w:t>Btech</w:t>
-            </w:r>
-            <w:r>
-              <w:rPr>
-                <w:rFonts w:ascii="Calibri" w:hAnsi="Calibri" w:cs="Arial Unicode MS"/>
-                <w:color w:val="000000" w:themeColor="text1" w:themeTint="FF" w:themeShade="FF"/>
-                <w:sz w:val="20"/>
-                <w:szCs w:val="20"/>
-              </w:rPr>
-              <w:t xml:space="preserve"> </w:t>
-            </w:r>
-            <w:r>
-              <w:rPr>
-                <w:rFonts w:ascii="Calibri" w:hAnsi="Calibri" w:cs="Arial Unicode MS"/>
-                <w:color w:val="000000" w:themeColor="text1" w:themeTint="FF" w:themeShade="FF"/>
-                <w:sz w:val="20"/>
-                <w:szCs w:val="20"/>
-              </w:rPr>
-              <w:t xml:space="preserve">   ELC</w:t>
+              <w:top w:val="single" w:sz="4" w:space="0" w:color="000000" w:themeColor="text1"/>
+              <w:left w:val="single" w:sz="4" w:space="0" w:color="000000" w:themeColor="text1"/>
+              <w:bottom w:val="single" w:sz="4" w:space="0" w:color="000000" w:themeColor="text1"/>
+              <w:right w:val="single" w:sz="4" w:space="0" w:color="000000" w:themeColor="text1"/>
+            </w:tcBorders>
+            <w:tcMar>
+              <w:top w:w="80" w:type="dxa"/>
+              <w:left w:w="80" w:type="dxa"/>
+              <w:bottom w:w="80" w:type="dxa"/>
+              <w:right w:w="80" w:type="dxa"/>
+            </w:tcMar>
+          </w:tcPr>
+          <w:p>
+            <w:r>
+              <w:rPr>
+                <w:rFonts w:ascii="Calibri" w:hAnsi="Calibri" w:cs="Arial Unicode MS"/>
+                <w:color w:val="000000" w:themeColor="text1"/>
+                <w:sz w:val="20"/>
+                <w:szCs w:val="20"/>
+              </w:rPr>
+              <w:t xml:space="preserve">  ELC</w:t>
             </w:r>
           </w:p>
         </w:tc>
@@ -568,23 +550,23 @@
           <w:tcPr>
             <w:tcW w:w="1104" w:type="dxa"/>
             <w:tcBorders>
-              <w:top w:val="single" w:color="000000" w:themeColor="text1" w:sz="4" w:space="0"/>
-              <w:left w:val="single" w:color="000000" w:themeColor="text1" w:sz="4" w:space="0"/>
-              <w:bottom w:val="single" w:color="000000" w:themeColor="text1" w:sz="4" w:space="0"/>
-              <w:right w:val="single" w:color="000000" w:themeColor="text1" w:sz="4" w:space="0"/>
-            </w:tcBorders>
-            <w:tcMar>
-              <w:top w:w="80" w:type="dxa"/>
-              <w:left w:w="80" w:type="dxa"/>
-              <w:bottom w:w="80" w:type="dxa"/>
-              <w:right w:w="80" w:type="dxa"/>
-            </w:tcMar>
-          </w:tcPr>
-          <w:p wp14:textId="1B5C0CF0">
-            <w:r>
-              <w:rPr>
-                <w:rFonts w:ascii="Calibri" w:hAnsi="Calibri" w:cs="Arial Unicode MS"/>
-                <w:color w:val="000000" w:themeColor="text1" w:themeTint="FF" w:themeShade="FF"/>
+              <w:top w:val="single" w:sz="4" w:space="0" w:color="000000" w:themeColor="text1"/>
+              <w:left w:val="single" w:sz="4" w:space="0" w:color="000000" w:themeColor="text1"/>
+              <w:bottom w:val="single" w:sz="4" w:space="0" w:color="000000" w:themeColor="text1"/>
+              <w:right w:val="single" w:sz="4" w:space="0" w:color="000000" w:themeColor="text1"/>
+            </w:tcBorders>
+            <w:tcMar>
+              <w:top w:w="80" w:type="dxa"/>
+              <w:left w:w="80" w:type="dxa"/>
+              <w:bottom w:w="80" w:type="dxa"/>
+              <w:right w:w="80" w:type="dxa"/>
+            </w:tcMar>
+          </w:tcPr>
+          <w:p>
+            <w:r>
+              <w:rPr>
+                <w:rFonts w:ascii="Calibri" w:hAnsi="Calibri" w:cs="Arial Unicode MS"/>
+                <w:color w:val="000000" w:themeColor="text1"/>
                 <w:sz w:val="20"/>
                 <w:szCs w:val="20"/>
               </w:rPr>
@@ -593,7 +575,7 @@
           </w:p>
         </w:tc>
       </w:tr>
-      <w:tr xmlns:wp14="http://schemas.microsoft.com/office/word/2010/wordml" wp14:textId="77777777">
+      <w:tr>
         <w:trPr>
           <w:trHeight w:val="1006"/>
         </w:trPr>
@@ -601,19 +583,19 @@
           <w:tcPr>
             <w:tcW w:w="1755" w:type="dxa"/>
             <w:tcBorders>
-              <w:top w:val="single" w:color="000000" w:themeColor="text1" w:sz="4" w:space="0"/>
-              <w:left w:val="single" w:color="000000" w:themeColor="text1" w:sz="4" w:space="0"/>
-              <w:bottom w:val="single" w:color="000000" w:themeColor="text1" w:sz="4" w:space="0"/>
-              <w:right w:val="single" w:color="000000" w:themeColor="text1" w:sz="4" w:space="0"/>
-            </w:tcBorders>
-            <w:tcMar>
-              <w:top w:w="80" w:type="dxa"/>
-              <w:left w:w="80" w:type="dxa"/>
-              <w:bottom w:w="80" w:type="dxa"/>
-              <w:right w:w="80" w:type="dxa"/>
-            </w:tcMar>
-          </w:tcPr>
-          <w:p wp14:textId="77777777">
+              <w:top w:val="single" w:sz="4" w:space="0" w:color="000000" w:themeColor="text1"/>
+              <w:left w:val="single" w:sz="4" w:space="0" w:color="000000" w:themeColor="text1"/>
+              <w:bottom w:val="single" w:sz="4" w:space="0" w:color="000000" w:themeColor="text1"/>
+              <w:right w:val="single" w:sz="4" w:space="0" w:color="000000" w:themeColor="text1"/>
+            </w:tcBorders>
+            <w:tcMar>
+              <w:top w:w="80" w:type="dxa"/>
+              <w:left w:w="80" w:type="dxa"/>
+              <w:bottom w:w="80" w:type="dxa"/>
+              <w:right w:w="80" w:type="dxa"/>
+            </w:tcMar>
+          </w:tcPr>
+          <w:p>
             <w:pPr>
               <w:pStyle w:val="Body"/>
               <w:spacing w:after="0" w:line="240" w:lineRule="auto"/>
@@ -631,19 +613,20 @@
           <w:tcPr>
             <w:tcW w:w="2016" w:type="dxa"/>
             <w:tcBorders>
-              <w:top w:val="single" w:color="000000" w:themeColor="text1" w:sz="4" w:space="0"/>
-              <w:left w:val="single" w:color="000000" w:themeColor="text1" w:sz="4" w:space="0"/>
-              <w:bottom w:val="single" w:color="000000" w:themeColor="text1" w:sz="4" w:space="0"/>
-              <w:right w:val="single" w:color="000000" w:themeColor="text1" w:sz="4" w:space="0"/>
-            </w:tcBorders>
-            <w:tcMar>
-              <w:top w:w="80" w:type="dxa"/>
-              <w:left w:w="80" w:type="dxa"/>
-              <w:bottom w:w="80" w:type="dxa"/>
-              <w:right w:w="80" w:type="dxa"/>
-            </w:tcMar>
-          </w:tcPr>
-          <w:p wp14:textId="77777777">
+              <w:top w:val="single" w:sz="4" w:space="0" w:color="000000" w:themeColor="text1"/>
+              <w:left w:val="single" w:sz="4" w:space="0" w:color="000000" w:themeColor="text1"/>
+              <w:bottom w:val="single" w:sz="4" w:space="0" w:color="000000" w:themeColor="text1"/>
+              <w:right w:val="single" w:sz="4" w:space="0" w:color="000000" w:themeColor="text1"/>
+            </w:tcBorders>
+            <w:tcMar>
+              <w:top w:w="80" w:type="dxa"/>
+              <w:left w:w="80" w:type="dxa"/>
+              <w:bottom w:w="80" w:type="dxa"/>
+              <w:right w:w="80" w:type="dxa"/>
+            </w:tcMar>
+          </w:tcPr>
+          <w:p>
+            <w:proofErr w:type="spellStart"/>
             <w:r>
               <w:rPr>
                 <w:rFonts w:ascii="Calibri" w:hAnsi="Calibri" w:cs="Arial Unicode MS"/>
@@ -652,7 +635,18 @@
                 <w:szCs w:val="20"/>
                 <w:u w:color="000000"/>
               </w:rPr>
-              <w:t>Tirumalasetti Dharma veer</w:t>
+              <w:t>Tirumalasetti</w:t>
+            </w:r>
+            <w:proofErr w:type="spellEnd"/>
+            <w:r>
+              <w:rPr>
+                <w:rFonts w:ascii="Calibri" w:hAnsi="Calibri" w:cs="Arial Unicode MS"/>
+                <w:color w:val="000000"/>
+                <w:sz w:val="20"/>
+                <w:szCs w:val="20"/>
+                <w:u w:color="000000"/>
+              </w:rPr>
+              <w:t xml:space="preserve"> Dharma veer</w:t>
             </w:r>
           </w:p>
         </w:tc>
@@ -660,19 +654,19 @@
           <w:tcPr>
             <w:tcW w:w="1404" w:type="dxa"/>
             <w:tcBorders>
-              <w:top w:val="single" w:color="000000" w:themeColor="text1" w:sz="4" w:space="0"/>
-              <w:left w:val="single" w:color="000000" w:themeColor="text1" w:sz="4" w:space="0"/>
-              <w:bottom w:val="single" w:color="000000" w:themeColor="text1" w:sz="4" w:space="0"/>
-              <w:right w:val="single" w:color="000000" w:themeColor="text1" w:sz="4" w:space="0"/>
-            </w:tcBorders>
-            <w:tcMar>
-              <w:top w:w="80" w:type="dxa"/>
-              <w:left w:w="80" w:type="dxa"/>
-              <w:bottom w:w="80" w:type="dxa"/>
-              <w:right w:w="80" w:type="dxa"/>
-            </w:tcMar>
-          </w:tcPr>
-          <w:p wp14:textId="77777777">
+              <w:top w:val="single" w:sz="4" w:space="0" w:color="000000" w:themeColor="text1"/>
+              <w:left w:val="single" w:sz="4" w:space="0" w:color="000000" w:themeColor="text1"/>
+              <w:bottom w:val="single" w:sz="4" w:space="0" w:color="000000" w:themeColor="text1"/>
+              <w:right w:val="single" w:sz="4" w:space="0" w:color="000000" w:themeColor="text1"/>
+            </w:tcBorders>
+            <w:tcMar>
+              <w:top w:w="80" w:type="dxa"/>
+              <w:left w:w="80" w:type="dxa"/>
+              <w:bottom w:w="80" w:type="dxa"/>
+              <w:right w:w="80" w:type="dxa"/>
+            </w:tcMar>
+          </w:tcPr>
+          <w:p>
             <w:r>
               <w:rPr>
                 <w:rFonts w:ascii="Calibri" w:hAnsi="Calibri" w:cs="Arial Unicode MS"/>
@@ -689,19 +683,19 @@
           <w:tcPr>
             <w:tcW w:w="1260" w:type="dxa"/>
             <w:tcBorders>
-              <w:top w:val="single" w:color="000000" w:themeColor="text1" w:sz="4" w:space="0"/>
-              <w:left w:val="single" w:color="000000" w:themeColor="text1" w:sz="4" w:space="0"/>
-              <w:bottom w:val="single" w:color="000000" w:themeColor="text1" w:sz="4" w:space="0"/>
-              <w:right w:val="single" w:color="000000" w:themeColor="text1" w:sz="4" w:space="0"/>
-            </w:tcBorders>
-            <w:tcMar>
-              <w:top w:w="80" w:type="dxa"/>
-              <w:left w:w="80" w:type="dxa"/>
-              <w:bottom w:w="80" w:type="dxa"/>
-              <w:right w:w="80" w:type="dxa"/>
-            </w:tcMar>
-          </w:tcPr>
-          <w:p wp14:textId="77777777">
+              <w:top w:val="single" w:sz="4" w:space="0" w:color="000000" w:themeColor="text1"/>
+              <w:left w:val="single" w:sz="4" w:space="0" w:color="000000" w:themeColor="text1"/>
+              <w:bottom w:val="single" w:sz="4" w:space="0" w:color="000000" w:themeColor="text1"/>
+              <w:right w:val="single" w:sz="4" w:space="0" w:color="000000" w:themeColor="text1"/>
+            </w:tcBorders>
+            <w:tcMar>
+              <w:top w:w="80" w:type="dxa"/>
+              <w:left w:w="80" w:type="dxa"/>
+              <w:bottom w:w="80" w:type="dxa"/>
+              <w:right w:w="80" w:type="dxa"/>
+            </w:tcMar>
+          </w:tcPr>
+          <w:p>
             <w:r>
               <w:rPr>
                 <w:rFonts w:ascii="Calibri" w:hAnsi="Calibri" w:cs="Arial Unicode MS"/>
@@ -718,19 +712,19 @@
           <w:tcPr>
             <w:tcW w:w="1646" w:type="dxa"/>
             <w:tcBorders>
-              <w:top w:val="single" w:color="000000" w:themeColor="text1" w:sz="4" w:space="0"/>
-              <w:left w:val="single" w:color="000000" w:themeColor="text1" w:sz="4" w:space="0"/>
-              <w:bottom w:val="single" w:color="000000" w:themeColor="text1" w:sz="4" w:space="0"/>
-              <w:right w:val="single" w:color="000000" w:themeColor="text1" w:sz="4" w:space="0"/>
-            </w:tcBorders>
-            <w:tcMar>
-              <w:top w:w="80" w:type="dxa"/>
-              <w:left w:w="80" w:type="dxa"/>
-              <w:bottom w:w="80" w:type="dxa"/>
-              <w:right w:w="80" w:type="dxa"/>
-            </w:tcMar>
-          </w:tcPr>
-          <w:p wp14:textId="77777777">
+              <w:top w:val="single" w:sz="4" w:space="0" w:color="000000" w:themeColor="text1"/>
+              <w:left w:val="single" w:sz="4" w:space="0" w:color="000000" w:themeColor="text1"/>
+              <w:bottom w:val="single" w:sz="4" w:space="0" w:color="000000" w:themeColor="text1"/>
+              <w:right w:val="single" w:sz="4" w:space="0" w:color="000000" w:themeColor="text1"/>
+            </w:tcBorders>
+            <w:tcMar>
+              <w:top w:w="80" w:type="dxa"/>
+              <w:left w:w="80" w:type="dxa"/>
+              <w:bottom w:w="80" w:type="dxa"/>
+              <w:right w:w="80" w:type="dxa"/>
+            </w:tcMar>
+          </w:tcPr>
+          <w:p>
             <w:r>
               <w:rPr>
                 <w:rFonts w:ascii="Calibri" w:hAnsi="Calibri" w:cs="Arial Unicode MS"/>
@@ -747,34 +741,24 @@
           <w:tcPr>
             <w:tcW w:w="1022" w:type="dxa"/>
             <w:tcBorders>
-              <w:top w:val="single" w:color="000000" w:themeColor="text1" w:sz="4" w:space="0"/>
-              <w:left w:val="single" w:color="000000" w:themeColor="text1" w:sz="4" w:space="0"/>
-              <w:bottom w:val="single" w:color="000000" w:themeColor="text1" w:sz="4" w:space="0"/>
-              <w:right w:val="single" w:color="000000" w:themeColor="text1" w:sz="4" w:space="0"/>
-            </w:tcBorders>
-            <w:tcMar>
-              <w:top w:w="80" w:type="dxa"/>
-              <w:left w:w="80" w:type="dxa"/>
-              <w:bottom w:w="80" w:type="dxa"/>
-              <w:right w:w="80" w:type="dxa"/>
-            </w:tcMar>
-          </w:tcPr>
-          <w:p wp14:textId="5EEBABEC">
-            <w:r>
-              <w:rPr>
-                <w:rFonts w:ascii="Calibri" w:hAnsi="Calibri" w:cs="Arial Unicode MS"/>
-                <w:color w:val="000000" w:themeColor="text1" w:themeTint="FF" w:themeShade="FF"/>
-                <w:sz w:val="20"/>
-                <w:szCs w:val="20"/>
-              </w:rPr>
-              <w:t>Btech</w:t>
-            </w:r>
-          </w:p>
-          <w:p wp14:textId="11380939">
-            <w:r>
-              <w:rPr>
-                <w:rFonts w:ascii="Calibri" w:hAnsi="Calibri" w:cs="Arial Unicode MS"/>
-                <w:color w:val="000000" w:themeColor="text1" w:themeTint="FF" w:themeShade="FF"/>
+              <w:top w:val="single" w:sz="4" w:space="0" w:color="000000" w:themeColor="text1"/>
+              <w:left w:val="single" w:sz="4" w:space="0" w:color="000000" w:themeColor="text1"/>
+              <w:bottom w:val="single" w:sz="4" w:space="0" w:color="000000" w:themeColor="text1"/>
+              <w:right w:val="single" w:sz="4" w:space="0" w:color="000000" w:themeColor="text1"/>
+            </w:tcBorders>
+            <w:tcMar>
+              <w:top w:w="80" w:type="dxa"/>
+              <w:left w:w="80" w:type="dxa"/>
+              <w:bottom w:w="80" w:type="dxa"/>
+              <w:right w:w="80" w:type="dxa"/>
+            </w:tcMar>
+          </w:tcPr>
+          <w:p/>
+          <w:p>
+            <w:r>
+              <w:rPr>
+                <w:rFonts w:ascii="Calibri" w:hAnsi="Calibri" w:cs="Arial Unicode MS"/>
+                <w:color w:val="000000" w:themeColor="text1"/>
                 <w:sz w:val="20"/>
                 <w:szCs w:val="20"/>
               </w:rPr>
@@ -786,23 +770,23 @@
           <w:tcPr>
             <w:tcW w:w="1104" w:type="dxa"/>
             <w:tcBorders>
-              <w:top w:val="single" w:color="000000" w:themeColor="text1" w:sz="4" w:space="0"/>
-              <w:left w:val="single" w:color="000000" w:themeColor="text1" w:sz="4" w:space="0"/>
-              <w:bottom w:val="single" w:color="000000" w:themeColor="text1" w:sz="4" w:space="0"/>
-              <w:right w:val="single" w:color="000000" w:themeColor="text1" w:sz="4" w:space="0"/>
-            </w:tcBorders>
-            <w:tcMar>
-              <w:top w:w="80" w:type="dxa"/>
-              <w:left w:w="80" w:type="dxa"/>
-              <w:bottom w:w="80" w:type="dxa"/>
-              <w:right w:w="80" w:type="dxa"/>
-            </w:tcMar>
-          </w:tcPr>
-          <w:p wp14:textId="2B8D74FB">
-            <w:r>
-              <w:rPr>
-                <w:rFonts w:ascii="Calibri" w:hAnsi="Calibri" w:cs="Arial Unicode MS"/>
-                <w:color w:val="000000" w:themeColor="text1" w:themeTint="FF" w:themeShade="FF"/>
+              <w:top w:val="single" w:sz="4" w:space="0" w:color="000000" w:themeColor="text1"/>
+              <w:left w:val="single" w:sz="4" w:space="0" w:color="000000" w:themeColor="text1"/>
+              <w:bottom w:val="single" w:sz="4" w:space="0" w:color="000000" w:themeColor="text1"/>
+              <w:right w:val="single" w:sz="4" w:space="0" w:color="000000" w:themeColor="text1"/>
+            </w:tcBorders>
+            <w:tcMar>
+              <w:top w:w="80" w:type="dxa"/>
+              <w:left w:w="80" w:type="dxa"/>
+              <w:bottom w:w="80" w:type="dxa"/>
+              <w:right w:w="80" w:type="dxa"/>
+            </w:tcMar>
+          </w:tcPr>
+          <w:p>
+            <w:r>
+              <w:rPr>
+                <w:rFonts w:ascii="Calibri" w:hAnsi="Calibri" w:cs="Arial Unicode MS"/>
+                <w:color w:val="000000" w:themeColor="text1"/>
                 <w:sz w:val="20"/>
                 <w:szCs w:val="20"/>
               </w:rPr>
@@ -811,7 +795,7 @@
           </w:p>
         </w:tc>
       </w:tr>
-      <w:tr xmlns:wp14="http://schemas.microsoft.com/office/word/2010/wordml" wp14:textId="77777777">
+      <w:tr>
         <w:trPr>
           <w:trHeight w:val="1006"/>
         </w:trPr>
@@ -819,19 +803,19 @@
           <w:tcPr>
             <w:tcW w:w="1755" w:type="dxa"/>
             <w:tcBorders>
-              <w:top w:val="single" w:color="000000" w:themeColor="text1" w:sz="4" w:space="0"/>
-              <w:left w:val="single" w:color="000000" w:themeColor="text1" w:sz="4" w:space="0"/>
-              <w:bottom w:val="single" w:color="000000" w:themeColor="text1" w:sz="4" w:space="0"/>
-              <w:right w:val="single" w:color="000000" w:themeColor="text1" w:sz="4" w:space="0"/>
-            </w:tcBorders>
-            <w:tcMar>
-              <w:top w:w="80" w:type="dxa"/>
-              <w:left w:w="80" w:type="dxa"/>
-              <w:bottom w:w="80" w:type="dxa"/>
-              <w:right w:w="80" w:type="dxa"/>
-            </w:tcMar>
-          </w:tcPr>
-          <w:p wp14:textId="77777777">
+              <w:top w:val="single" w:sz="4" w:space="0" w:color="000000" w:themeColor="text1"/>
+              <w:left w:val="single" w:sz="4" w:space="0" w:color="000000" w:themeColor="text1"/>
+              <w:bottom w:val="single" w:sz="4" w:space="0" w:color="000000" w:themeColor="text1"/>
+              <w:right w:val="single" w:sz="4" w:space="0" w:color="000000" w:themeColor="text1"/>
+            </w:tcBorders>
+            <w:tcMar>
+              <w:top w:w="80" w:type="dxa"/>
+              <w:left w:w="80" w:type="dxa"/>
+              <w:bottom w:w="80" w:type="dxa"/>
+              <w:right w:w="80" w:type="dxa"/>
+            </w:tcMar>
+          </w:tcPr>
+          <w:p>
             <w:pPr>
               <w:pStyle w:val="Body"/>
               <w:spacing w:after="0" w:line="240" w:lineRule="auto"/>
@@ -849,19 +833,19 @@
           <w:tcPr>
             <w:tcW w:w="2016" w:type="dxa"/>
             <w:tcBorders>
-              <w:top w:val="single" w:color="000000" w:themeColor="text1" w:sz="4" w:space="0"/>
-              <w:left w:val="single" w:color="000000" w:themeColor="text1" w:sz="4" w:space="0"/>
-              <w:bottom w:val="single" w:color="000000" w:themeColor="text1" w:sz="4" w:space="0"/>
-              <w:right w:val="single" w:color="000000" w:themeColor="text1" w:sz="4" w:space="0"/>
-            </w:tcBorders>
-            <w:tcMar>
-              <w:top w:w="80" w:type="dxa"/>
-              <w:left w:w="80" w:type="dxa"/>
-              <w:bottom w:w="80" w:type="dxa"/>
-              <w:right w:w="80" w:type="dxa"/>
-            </w:tcMar>
-          </w:tcPr>
-          <w:p wp14:textId="77777777">
+              <w:top w:val="single" w:sz="4" w:space="0" w:color="000000" w:themeColor="text1"/>
+              <w:left w:val="single" w:sz="4" w:space="0" w:color="000000" w:themeColor="text1"/>
+              <w:bottom w:val="single" w:sz="4" w:space="0" w:color="000000" w:themeColor="text1"/>
+              <w:right w:val="single" w:sz="4" w:space="0" w:color="000000" w:themeColor="text1"/>
+            </w:tcBorders>
+            <w:tcMar>
+              <w:top w:w="80" w:type="dxa"/>
+              <w:left w:w="80" w:type="dxa"/>
+              <w:bottom w:w="80" w:type="dxa"/>
+              <w:right w:w="80" w:type="dxa"/>
+            </w:tcMar>
+          </w:tcPr>
+          <w:p>
             <w:r>
               <w:rPr>
                 <w:rFonts w:ascii="Calibri" w:hAnsi="Calibri" w:cs="Arial Unicode MS"/>
@@ -878,19 +862,19 @@
           <w:tcPr>
             <w:tcW w:w="1404" w:type="dxa"/>
             <w:tcBorders>
-              <w:top w:val="single" w:color="000000" w:themeColor="text1" w:sz="4" w:space="0"/>
-              <w:left w:val="single" w:color="000000" w:themeColor="text1" w:sz="4" w:space="0"/>
-              <w:bottom w:val="single" w:color="000000" w:themeColor="text1" w:sz="4" w:space="0"/>
-              <w:right w:val="single" w:color="000000" w:themeColor="text1" w:sz="4" w:space="0"/>
-            </w:tcBorders>
-            <w:tcMar>
-              <w:top w:w="80" w:type="dxa"/>
-              <w:left w:w="80" w:type="dxa"/>
-              <w:bottom w:w="80" w:type="dxa"/>
-              <w:right w:w="80" w:type="dxa"/>
-            </w:tcMar>
-          </w:tcPr>
-          <w:p wp14:textId="77777777">
+              <w:top w:val="single" w:sz="4" w:space="0" w:color="000000" w:themeColor="text1"/>
+              <w:left w:val="single" w:sz="4" w:space="0" w:color="000000" w:themeColor="text1"/>
+              <w:bottom w:val="single" w:sz="4" w:space="0" w:color="000000" w:themeColor="text1"/>
+              <w:right w:val="single" w:sz="4" w:space="0" w:color="000000" w:themeColor="text1"/>
+            </w:tcBorders>
+            <w:tcMar>
+              <w:top w:w="80" w:type="dxa"/>
+              <w:left w:w="80" w:type="dxa"/>
+              <w:bottom w:w="80" w:type="dxa"/>
+              <w:right w:w="80" w:type="dxa"/>
+            </w:tcMar>
+          </w:tcPr>
+          <w:p>
             <w:r>
               <w:rPr>
                 <w:rFonts w:ascii="Calibri" w:hAnsi="Calibri" w:cs="Arial Unicode MS"/>
@@ -907,19 +891,19 @@
           <w:tcPr>
             <w:tcW w:w="1260" w:type="dxa"/>
             <w:tcBorders>
-              <w:top w:val="single" w:color="000000" w:themeColor="text1" w:sz="4" w:space="0"/>
-              <w:left w:val="single" w:color="000000" w:themeColor="text1" w:sz="4" w:space="0"/>
-              <w:bottom w:val="single" w:color="000000" w:themeColor="text1" w:sz="4" w:space="0"/>
-              <w:right w:val="single" w:color="000000" w:themeColor="text1" w:sz="4" w:space="0"/>
-            </w:tcBorders>
-            <w:tcMar>
-              <w:top w:w="80" w:type="dxa"/>
-              <w:left w:w="80" w:type="dxa"/>
-              <w:bottom w:w="80" w:type="dxa"/>
-              <w:right w:w="80" w:type="dxa"/>
-            </w:tcMar>
-          </w:tcPr>
-          <w:p wp14:textId="77777777">
+              <w:top w:val="single" w:sz="4" w:space="0" w:color="000000" w:themeColor="text1"/>
+              <w:left w:val="single" w:sz="4" w:space="0" w:color="000000" w:themeColor="text1"/>
+              <w:bottom w:val="single" w:sz="4" w:space="0" w:color="000000" w:themeColor="text1"/>
+              <w:right w:val="single" w:sz="4" w:space="0" w:color="000000" w:themeColor="text1"/>
+            </w:tcBorders>
+            <w:tcMar>
+              <w:top w:w="80" w:type="dxa"/>
+              <w:left w:w="80" w:type="dxa"/>
+              <w:bottom w:w="80" w:type="dxa"/>
+              <w:right w:w="80" w:type="dxa"/>
+            </w:tcMar>
+          </w:tcPr>
+          <w:p>
             <w:r>
               <w:rPr>
                 <w:rFonts w:ascii="Calibri" w:hAnsi="Calibri" w:cs="Arial Unicode MS"/>
@@ -936,19 +920,19 @@
           <w:tcPr>
             <w:tcW w:w="1646" w:type="dxa"/>
             <w:tcBorders>
-              <w:top w:val="single" w:color="000000" w:themeColor="text1" w:sz="4" w:space="0"/>
-              <w:left w:val="single" w:color="000000" w:themeColor="text1" w:sz="4" w:space="0"/>
-              <w:bottom w:val="single" w:color="000000" w:themeColor="text1" w:sz="4" w:space="0"/>
-              <w:right w:val="single" w:color="000000" w:themeColor="text1" w:sz="4" w:space="0"/>
-            </w:tcBorders>
-            <w:tcMar>
-              <w:top w:w="80" w:type="dxa"/>
-              <w:left w:w="80" w:type="dxa"/>
-              <w:bottom w:w="80" w:type="dxa"/>
-              <w:right w:w="80" w:type="dxa"/>
-            </w:tcMar>
-          </w:tcPr>
-          <w:p wp14:textId="77777777">
+              <w:top w:val="single" w:sz="4" w:space="0" w:color="000000" w:themeColor="text1"/>
+              <w:left w:val="single" w:sz="4" w:space="0" w:color="000000" w:themeColor="text1"/>
+              <w:bottom w:val="single" w:sz="4" w:space="0" w:color="000000" w:themeColor="text1"/>
+              <w:right w:val="single" w:sz="4" w:space="0" w:color="000000" w:themeColor="text1"/>
+            </w:tcBorders>
+            <w:tcMar>
+              <w:top w:w="80" w:type="dxa"/>
+              <w:left w:w="80" w:type="dxa"/>
+              <w:bottom w:w="80" w:type="dxa"/>
+              <w:right w:w="80" w:type="dxa"/>
+            </w:tcMar>
+          </w:tcPr>
+          <w:p>
             <w:r>
               <w:rPr>
                 <w:rFonts w:ascii="Calibri" w:hAnsi="Calibri" w:cs="Arial Unicode MS"/>
@@ -965,34 +949,24 @@
           <w:tcPr>
             <w:tcW w:w="1022" w:type="dxa"/>
             <w:tcBorders>
-              <w:top w:val="single" w:color="000000" w:themeColor="text1" w:sz="4" w:space="0"/>
-              <w:left w:val="single" w:color="000000" w:themeColor="text1" w:sz="4" w:space="0"/>
-              <w:bottom w:val="single" w:color="000000" w:themeColor="text1" w:sz="4" w:space="0"/>
-              <w:right w:val="single" w:color="000000" w:themeColor="text1" w:sz="4" w:space="0"/>
-            </w:tcBorders>
-            <w:tcMar>
-              <w:top w:w="80" w:type="dxa"/>
-              <w:left w:w="80" w:type="dxa"/>
-              <w:bottom w:w="80" w:type="dxa"/>
-              <w:right w:w="80" w:type="dxa"/>
-            </w:tcMar>
-          </w:tcPr>
-          <w:p wp14:textId="55A438A9">
-            <w:r>
-              <w:rPr>
-                <w:rFonts w:ascii="Calibri" w:hAnsi="Calibri" w:cs="Arial Unicode MS"/>
-                <w:color w:val="000000" w:themeColor="text1" w:themeTint="FF" w:themeShade="FF"/>
-                <w:sz w:val="20"/>
-                <w:szCs w:val="20"/>
-              </w:rPr>
-              <w:t>Btech</w:t>
-            </w:r>
-          </w:p>
-          <w:p wp14:textId="10F22369">
-            <w:r>
-              <w:rPr>
-                <w:rFonts w:ascii="Calibri" w:hAnsi="Calibri" w:cs="Arial Unicode MS"/>
-                <w:color w:val="000000" w:themeColor="text1" w:themeTint="FF" w:themeShade="FF"/>
+              <w:top w:val="single" w:sz="4" w:space="0" w:color="000000" w:themeColor="text1"/>
+              <w:left w:val="single" w:sz="4" w:space="0" w:color="000000" w:themeColor="text1"/>
+              <w:bottom w:val="single" w:sz="4" w:space="0" w:color="000000" w:themeColor="text1"/>
+              <w:right w:val="single" w:sz="4" w:space="0" w:color="000000" w:themeColor="text1"/>
+            </w:tcBorders>
+            <w:tcMar>
+              <w:top w:w="80" w:type="dxa"/>
+              <w:left w:w="80" w:type="dxa"/>
+              <w:bottom w:w="80" w:type="dxa"/>
+              <w:right w:w="80" w:type="dxa"/>
+            </w:tcMar>
+          </w:tcPr>
+          <w:p/>
+          <w:p>
+            <w:r>
+              <w:rPr>
+                <w:rFonts w:ascii="Calibri" w:hAnsi="Calibri" w:cs="Arial Unicode MS"/>
+                <w:color w:val="000000" w:themeColor="text1"/>
                 <w:sz w:val="20"/>
                 <w:szCs w:val="20"/>
               </w:rPr>
@@ -1004,23 +978,23 @@
           <w:tcPr>
             <w:tcW w:w="1104" w:type="dxa"/>
             <w:tcBorders>
-              <w:top w:val="single" w:color="000000" w:themeColor="text1" w:sz="4" w:space="0"/>
-              <w:left w:val="single" w:color="000000" w:themeColor="text1" w:sz="4" w:space="0"/>
-              <w:bottom w:val="single" w:color="000000" w:themeColor="text1" w:sz="4" w:space="0"/>
-              <w:right w:val="single" w:color="000000" w:themeColor="text1" w:sz="4" w:space="0"/>
-            </w:tcBorders>
-            <w:tcMar>
-              <w:top w:w="80" w:type="dxa"/>
-              <w:left w:w="80" w:type="dxa"/>
-              <w:bottom w:w="80" w:type="dxa"/>
-              <w:right w:w="80" w:type="dxa"/>
-            </w:tcMar>
-          </w:tcPr>
-          <w:p wp14:textId="50D7D274">
-            <w:r>
-              <w:rPr>
-                <w:rFonts w:ascii="Calibri" w:hAnsi="Calibri" w:cs="Arial Unicode MS"/>
-                <w:color w:val="000000" w:themeColor="text1" w:themeTint="FF" w:themeShade="FF"/>
+              <w:top w:val="single" w:sz="4" w:space="0" w:color="000000" w:themeColor="text1"/>
+              <w:left w:val="single" w:sz="4" w:space="0" w:color="000000" w:themeColor="text1"/>
+              <w:bottom w:val="single" w:sz="4" w:space="0" w:color="000000" w:themeColor="text1"/>
+              <w:right w:val="single" w:sz="4" w:space="0" w:color="000000" w:themeColor="text1"/>
+            </w:tcBorders>
+            <w:tcMar>
+              <w:top w:w="80" w:type="dxa"/>
+              <w:left w:w="80" w:type="dxa"/>
+              <w:bottom w:w="80" w:type="dxa"/>
+              <w:right w:w="80" w:type="dxa"/>
+            </w:tcMar>
+          </w:tcPr>
+          <w:p>
+            <w:r>
+              <w:rPr>
+                <w:rFonts w:ascii="Calibri" w:hAnsi="Calibri" w:cs="Arial Unicode MS"/>
+                <w:color w:val="000000" w:themeColor="text1"/>
                 <w:sz w:val="20"/>
                 <w:szCs w:val="20"/>
               </w:rPr>
@@ -1029,7 +1003,7 @@
           </w:p>
         </w:tc>
       </w:tr>
-      <w:tr xmlns:wp14="http://schemas.microsoft.com/office/word/2010/wordml" wp14:textId="77777777">
+      <w:tr>
         <w:trPr>
           <w:trHeight w:val="1006"/>
         </w:trPr>
@@ -1037,19 +1011,19 @@
           <w:tcPr>
             <w:tcW w:w="1755" w:type="dxa"/>
             <w:tcBorders>
-              <w:top w:val="single" w:color="000000" w:themeColor="text1" w:sz="4" w:space="0"/>
-              <w:left w:val="single" w:color="000000" w:themeColor="text1" w:sz="4" w:space="0"/>
-              <w:bottom w:val="single" w:color="000000" w:themeColor="text1" w:sz="4" w:space="0"/>
-              <w:right w:val="single" w:color="000000" w:themeColor="text1" w:sz="4" w:space="0"/>
-            </w:tcBorders>
-            <w:tcMar>
-              <w:top w:w="80" w:type="dxa"/>
-              <w:left w:w="80" w:type="dxa"/>
-              <w:bottom w:w="80" w:type="dxa"/>
-              <w:right w:w="80" w:type="dxa"/>
-            </w:tcMar>
-          </w:tcPr>
-          <w:p wp14:textId="77777777">
+              <w:top w:val="single" w:sz="4" w:space="0" w:color="000000" w:themeColor="text1"/>
+              <w:left w:val="single" w:sz="4" w:space="0" w:color="000000" w:themeColor="text1"/>
+              <w:bottom w:val="single" w:sz="4" w:space="0" w:color="000000" w:themeColor="text1"/>
+              <w:right w:val="single" w:sz="4" w:space="0" w:color="000000" w:themeColor="text1"/>
+            </w:tcBorders>
+            <w:tcMar>
+              <w:top w:w="80" w:type="dxa"/>
+              <w:left w:w="80" w:type="dxa"/>
+              <w:bottom w:w="80" w:type="dxa"/>
+              <w:right w:w="80" w:type="dxa"/>
+            </w:tcMar>
+          </w:tcPr>
+          <w:p>
             <w:pPr>
               <w:pStyle w:val="Body"/>
               <w:spacing w:after="0" w:line="240" w:lineRule="auto"/>
@@ -1067,19 +1041,19 @@
           <w:tcPr>
             <w:tcW w:w="2016" w:type="dxa"/>
             <w:tcBorders>
-              <w:top w:val="single" w:color="000000" w:themeColor="text1" w:sz="4" w:space="0"/>
-              <w:left w:val="single" w:color="000000" w:themeColor="text1" w:sz="4" w:space="0"/>
-              <w:bottom w:val="single" w:color="000000" w:themeColor="text1" w:sz="4" w:space="0"/>
-              <w:right w:val="single" w:color="000000" w:themeColor="text1" w:sz="4" w:space="0"/>
-            </w:tcBorders>
-            <w:tcMar>
-              <w:top w:w="80" w:type="dxa"/>
-              <w:left w:w="80" w:type="dxa"/>
-              <w:bottom w:w="80" w:type="dxa"/>
-              <w:right w:w="80" w:type="dxa"/>
-            </w:tcMar>
-          </w:tcPr>
-          <w:p wp14:textId="77777777">
+              <w:top w:val="single" w:sz="4" w:space="0" w:color="000000" w:themeColor="text1"/>
+              <w:left w:val="single" w:sz="4" w:space="0" w:color="000000" w:themeColor="text1"/>
+              <w:bottom w:val="single" w:sz="4" w:space="0" w:color="000000" w:themeColor="text1"/>
+              <w:right w:val="single" w:sz="4" w:space="0" w:color="000000" w:themeColor="text1"/>
+            </w:tcBorders>
+            <w:tcMar>
+              <w:top w:w="80" w:type="dxa"/>
+              <w:left w:w="80" w:type="dxa"/>
+              <w:bottom w:w="80" w:type="dxa"/>
+              <w:right w:w="80" w:type="dxa"/>
+            </w:tcMar>
+          </w:tcPr>
+          <w:p>
             <w:r>
               <w:rPr>
                 <w:rFonts w:ascii="Calibri" w:hAnsi="Calibri" w:cs="Arial Unicode MS"/>
@@ -1096,19 +1070,19 @@
           <w:tcPr>
             <w:tcW w:w="1404" w:type="dxa"/>
             <w:tcBorders>
-              <w:top w:val="single" w:color="000000" w:themeColor="text1" w:sz="4" w:space="0"/>
-              <w:left w:val="single" w:color="000000" w:themeColor="text1" w:sz="4" w:space="0"/>
-              <w:bottom w:val="single" w:color="000000" w:themeColor="text1" w:sz="4" w:space="0"/>
-              <w:right w:val="single" w:color="000000" w:themeColor="text1" w:sz="4" w:space="0"/>
-            </w:tcBorders>
-            <w:tcMar>
-              <w:top w:w="80" w:type="dxa"/>
-              <w:left w:w="80" w:type="dxa"/>
-              <w:bottom w:w="80" w:type="dxa"/>
-              <w:right w:w="80" w:type="dxa"/>
-            </w:tcMar>
-          </w:tcPr>
-          <w:p wp14:textId="77777777">
+              <w:top w:val="single" w:sz="4" w:space="0" w:color="000000" w:themeColor="text1"/>
+              <w:left w:val="single" w:sz="4" w:space="0" w:color="000000" w:themeColor="text1"/>
+              <w:bottom w:val="single" w:sz="4" w:space="0" w:color="000000" w:themeColor="text1"/>
+              <w:right w:val="single" w:sz="4" w:space="0" w:color="000000" w:themeColor="text1"/>
+            </w:tcBorders>
+            <w:tcMar>
+              <w:top w:w="80" w:type="dxa"/>
+              <w:left w:w="80" w:type="dxa"/>
+              <w:bottom w:w="80" w:type="dxa"/>
+              <w:right w:w="80" w:type="dxa"/>
+            </w:tcMar>
+          </w:tcPr>
+          <w:p>
             <w:r>
               <w:rPr>
                 <w:rFonts w:ascii="Calibri" w:hAnsi="Calibri" w:cs="Arial Unicode MS"/>
@@ -1125,19 +1099,19 @@
           <w:tcPr>
             <w:tcW w:w="1260" w:type="dxa"/>
             <w:tcBorders>
-              <w:top w:val="single" w:color="000000" w:themeColor="text1" w:sz="4" w:space="0"/>
-              <w:left w:val="single" w:color="000000" w:themeColor="text1" w:sz="4" w:space="0"/>
-              <w:bottom w:val="single" w:color="000000" w:themeColor="text1" w:sz="4" w:space="0"/>
-              <w:right w:val="single" w:color="000000" w:themeColor="text1" w:sz="4" w:space="0"/>
-            </w:tcBorders>
-            <w:tcMar>
-              <w:top w:w="80" w:type="dxa"/>
-              <w:left w:w="80" w:type="dxa"/>
-              <w:bottom w:w="80" w:type="dxa"/>
-              <w:right w:w="80" w:type="dxa"/>
-            </w:tcMar>
-          </w:tcPr>
-          <w:p wp14:textId="77777777">
+              <w:top w:val="single" w:sz="4" w:space="0" w:color="000000" w:themeColor="text1"/>
+              <w:left w:val="single" w:sz="4" w:space="0" w:color="000000" w:themeColor="text1"/>
+              <w:bottom w:val="single" w:sz="4" w:space="0" w:color="000000" w:themeColor="text1"/>
+              <w:right w:val="single" w:sz="4" w:space="0" w:color="000000" w:themeColor="text1"/>
+            </w:tcBorders>
+            <w:tcMar>
+              <w:top w:w="80" w:type="dxa"/>
+              <w:left w:w="80" w:type="dxa"/>
+              <w:bottom w:w="80" w:type="dxa"/>
+              <w:right w:w="80" w:type="dxa"/>
+            </w:tcMar>
+          </w:tcPr>
+          <w:p>
             <w:r>
               <w:rPr>
                 <w:rFonts w:ascii="Calibri" w:hAnsi="Calibri" w:cs="Arial Unicode MS"/>
@@ -1154,19 +1128,19 @@
           <w:tcPr>
             <w:tcW w:w="1646" w:type="dxa"/>
             <w:tcBorders>
-              <w:top w:val="single" w:color="000000" w:themeColor="text1" w:sz="4" w:space="0"/>
-              <w:left w:val="single" w:color="000000" w:themeColor="text1" w:sz="4" w:space="0"/>
-              <w:bottom w:val="single" w:color="000000" w:themeColor="text1" w:sz="4" w:space="0"/>
-              <w:right w:val="single" w:color="000000" w:themeColor="text1" w:sz="4" w:space="0"/>
-            </w:tcBorders>
-            <w:tcMar>
-              <w:top w:w="80" w:type="dxa"/>
-              <w:left w:w="80" w:type="dxa"/>
-              <w:bottom w:w="80" w:type="dxa"/>
-              <w:right w:w="80" w:type="dxa"/>
-            </w:tcMar>
-          </w:tcPr>
-          <w:p wp14:textId="77777777">
+              <w:top w:val="single" w:sz="4" w:space="0" w:color="000000" w:themeColor="text1"/>
+              <w:left w:val="single" w:sz="4" w:space="0" w:color="000000" w:themeColor="text1"/>
+              <w:bottom w:val="single" w:sz="4" w:space="0" w:color="000000" w:themeColor="text1"/>
+              <w:right w:val="single" w:sz="4" w:space="0" w:color="000000" w:themeColor="text1"/>
+            </w:tcBorders>
+            <w:tcMar>
+              <w:top w:w="80" w:type="dxa"/>
+              <w:left w:w="80" w:type="dxa"/>
+              <w:bottom w:w="80" w:type="dxa"/>
+              <w:right w:w="80" w:type="dxa"/>
+            </w:tcMar>
+          </w:tcPr>
+          <w:p>
             <w:r>
               <w:rPr>
                 <w:rFonts w:ascii="Calibri" w:hAnsi="Calibri" w:cs="Arial Unicode MS"/>
@@ -1183,34 +1157,24 @@
           <w:tcPr>
             <w:tcW w:w="1022" w:type="dxa"/>
             <w:tcBorders>
-              <w:top w:val="single" w:color="000000" w:themeColor="text1" w:sz="4" w:space="0"/>
-              <w:left w:val="single" w:color="000000" w:themeColor="text1" w:sz="4" w:space="0"/>
-              <w:bottom w:val="single" w:color="000000" w:themeColor="text1" w:sz="4" w:space="0"/>
-              <w:right w:val="single" w:color="000000" w:themeColor="text1" w:sz="4" w:space="0"/>
-            </w:tcBorders>
-            <w:tcMar>
-              <w:top w:w="80" w:type="dxa"/>
-              <w:left w:w="80" w:type="dxa"/>
-              <w:bottom w:w="80" w:type="dxa"/>
-              <w:right w:w="80" w:type="dxa"/>
-            </w:tcMar>
-          </w:tcPr>
-          <w:p wp14:textId="3FAA23E9">
-            <w:r>
-              <w:rPr>
-                <w:rFonts w:ascii="Calibri" w:hAnsi="Calibri" w:cs="Arial Unicode MS"/>
-                <w:color w:val="000000" w:themeColor="text1" w:themeTint="FF" w:themeShade="FF"/>
-                <w:sz w:val="20"/>
-                <w:szCs w:val="20"/>
-              </w:rPr>
-              <w:t>Mtech</w:t>
-            </w:r>
-          </w:p>
-          <w:p wp14:textId="6B420215">
-            <w:r>
-              <w:rPr>
-                <w:rFonts w:ascii="Calibri" w:hAnsi="Calibri" w:cs="Arial Unicode MS"/>
-                <w:color w:val="000000" w:themeColor="text1" w:themeTint="FF" w:themeShade="FF"/>
+              <w:top w:val="single" w:sz="4" w:space="0" w:color="000000" w:themeColor="text1"/>
+              <w:left w:val="single" w:sz="4" w:space="0" w:color="000000" w:themeColor="text1"/>
+              <w:bottom w:val="single" w:sz="4" w:space="0" w:color="000000" w:themeColor="text1"/>
+              <w:right w:val="single" w:sz="4" w:space="0" w:color="000000" w:themeColor="text1"/>
+            </w:tcBorders>
+            <w:tcMar>
+              <w:top w:w="80" w:type="dxa"/>
+              <w:left w:w="80" w:type="dxa"/>
+              <w:bottom w:w="80" w:type="dxa"/>
+              <w:right w:w="80" w:type="dxa"/>
+            </w:tcMar>
+          </w:tcPr>
+          <w:p/>
+          <w:p>
+            <w:r>
+              <w:rPr>
+                <w:rFonts w:ascii="Calibri" w:hAnsi="Calibri" w:cs="Arial Unicode MS"/>
+                <w:color w:val="000000" w:themeColor="text1"/>
                 <w:sz w:val="20"/>
                 <w:szCs w:val="20"/>
               </w:rPr>
@@ -1222,23 +1186,23 @@
           <w:tcPr>
             <w:tcW w:w="1104" w:type="dxa"/>
             <w:tcBorders>
-              <w:top w:val="single" w:color="000000" w:themeColor="text1" w:sz="4" w:space="0"/>
-              <w:left w:val="single" w:color="000000" w:themeColor="text1" w:sz="4" w:space="0"/>
-              <w:bottom w:val="single" w:color="000000" w:themeColor="text1" w:sz="4" w:space="0"/>
-              <w:right w:val="single" w:color="000000" w:themeColor="text1" w:sz="4" w:space="0"/>
-            </w:tcBorders>
-            <w:tcMar>
-              <w:top w:w="80" w:type="dxa"/>
-              <w:left w:w="80" w:type="dxa"/>
-              <w:bottom w:w="80" w:type="dxa"/>
-              <w:right w:w="80" w:type="dxa"/>
-            </w:tcMar>
-          </w:tcPr>
-          <w:p wp14:textId="67EE3CEE">
-            <w:r>
-              <w:rPr>
-                <w:rFonts w:ascii="Calibri" w:hAnsi="Calibri" w:cs="Arial Unicode MS"/>
-                <w:color w:val="000000" w:themeColor="text1" w:themeTint="FF" w:themeShade="FF"/>
+              <w:top w:val="single" w:sz="4" w:space="0" w:color="000000" w:themeColor="text1"/>
+              <w:left w:val="single" w:sz="4" w:space="0" w:color="000000" w:themeColor="text1"/>
+              <w:bottom w:val="single" w:sz="4" w:space="0" w:color="000000" w:themeColor="text1"/>
+              <w:right w:val="single" w:sz="4" w:space="0" w:color="000000" w:themeColor="text1"/>
+            </w:tcBorders>
+            <w:tcMar>
+              <w:top w:w="80" w:type="dxa"/>
+              <w:left w:w="80" w:type="dxa"/>
+              <w:bottom w:w="80" w:type="dxa"/>
+              <w:right w:w="80" w:type="dxa"/>
+            </w:tcMar>
+          </w:tcPr>
+          <w:p>
+            <w:r>
+              <w:rPr>
+                <w:rFonts w:ascii="Calibri" w:hAnsi="Calibri" w:cs="Arial Unicode MS"/>
+                <w:color w:val="000000" w:themeColor="text1"/>
                 <w:sz w:val="20"/>
                 <w:szCs w:val="20"/>
               </w:rPr>
@@ -1247,7 +1211,7 @@
           </w:p>
         </w:tc>
       </w:tr>
-      <w:tr xmlns:wp14="http://schemas.microsoft.com/office/word/2010/wordml" wp14:textId="77777777">
+      <w:tr>
         <w:trPr>
           <w:trHeight w:val="1006"/>
         </w:trPr>
@@ -1255,19 +1219,19 @@
           <w:tcPr>
             <w:tcW w:w="1755" w:type="dxa"/>
             <w:tcBorders>
-              <w:top w:val="single" w:color="000000" w:themeColor="text1" w:sz="4" w:space="0"/>
-              <w:left w:val="single" w:color="000000" w:themeColor="text1" w:sz="4" w:space="0"/>
-              <w:bottom w:val="single" w:color="000000" w:themeColor="text1" w:sz="4" w:space="0"/>
-              <w:right w:val="single" w:color="000000" w:themeColor="text1" w:sz="4" w:space="0"/>
-            </w:tcBorders>
-            <w:tcMar>
-              <w:top w:w="80" w:type="dxa"/>
-              <w:left w:w="80" w:type="dxa"/>
-              <w:bottom w:w="80" w:type="dxa"/>
-              <w:right w:w="80" w:type="dxa"/>
-            </w:tcMar>
-          </w:tcPr>
-          <w:p wp14:textId="77777777">
+              <w:top w:val="single" w:sz="4" w:space="0" w:color="000000" w:themeColor="text1"/>
+              <w:left w:val="single" w:sz="4" w:space="0" w:color="000000" w:themeColor="text1"/>
+              <w:bottom w:val="single" w:sz="4" w:space="0" w:color="000000" w:themeColor="text1"/>
+              <w:right w:val="single" w:sz="4" w:space="0" w:color="000000" w:themeColor="text1"/>
+            </w:tcBorders>
+            <w:tcMar>
+              <w:top w:w="80" w:type="dxa"/>
+              <w:left w:w="80" w:type="dxa"/>
+              <w:bottom w:w="80" w:type="dxa"/>
+              <w:right w:w="80" w:type="dxa"/>
+            </w:tcMar>
+          </w:tcPr>
+          <w:p>
             <w:pPr>
               <w:pStyle w:val="Body"/>
               <w:spacing w:after="0" w:line="240" w:lineRule="auto"/>
@@ -1285,19 +1249,19 @@
           <w:tcPr>
             <w:tcW w:w="2016" w:type="dxa"/>
             <w:tcBorders>
-              <w:top w:val="single" w:color="000000" w:themeColor="text1" w:sz="4" w:space="0"/>
-              <w:left w:val="single" w:color="000000" w:themeColor="text1" w:sz="4" w:space="0"/>
-              <w:bottom w:val="single" w:color="000000" w:themeColor="text1" w:sz="4" w:space="0"/>
-              <w:right w:val="single" w:color="000000" w:themeColor="text1" w:sz="4" w:space="0"/>
-            </w:tcBorders>
-            <w:tcMar>
-              <w:top w:w="80" w:type="dxa"/>
-              <w:left w:w="80" w:type="dxa"/>
-              <w:bottom w:w="80" w:type="dxa"/>
-              <w:right w:w="80" w:type="dxa"/>
-            </w:tcMar>
-          </w:tcPr>
-          <w:p wp14:textId="77777777">
+              <w:top w:val="single" w:sz="4" w:space="0" w:color="000000" w:themeColor="text1"/>
+              <w:left w:val="single" w:sz="4" w:space="0" w:color="000000" w:themeColor="text1"/>
+              <w:bottom w:val="single" w:sz="4" w:space="0" w:color="000000" w:themeColor="text1"/>
+              <w:right w:val="single" w:sz="4" w:space="0" w:color="000000" w:themeColor="text1"/>
+            </w:tcBorders>
+            <w:tcMar>
+              <w:top w:w="80" w:type="dxa"/>
+              <w:left w:w="80" w:type="dxa"/>
+              <w:bottom w:w="80" w:type="dxa"/>
+              <w:right w:w="80" w:type="dxa"/>
+            </w:tcMar>
+          </w:tcPr>
+          <w:p>
             <w:r>
               <w:rPr>
                 <w:rFonts w:ascii="Calibri" w:hAnsi="Calibri" w:cs="Arial Unicode MS"/>
@@ -1314,19 +1278,19 @@
           <w:tcPr>
             <w:tcW w:w="1404" w:type="dxa"/>
             <w:tcBorders>
-              <w:top w:val="single" w:color="000000" w:themeColor="text1" w:sz="4" w:space="0"/>
-              <w:left w:val="single" w:color="000000" w:themeColor="text1" w:sz="4" w:space="0"/>
-              <w:bottom w:val="single" w:color="000000" w:themeColor="text1" w:sz="4" w:space="0"/>
-              <w:right w:val="single" w:color="000000" w:themeColor="text1" w:sz="4" w:space="0"/>
-            </w:tcBorders>
-            <w:tcMar>
-              <w:top w:w="80" w:type="dxa"/>
-              <w:left w:w="80" w:type="dxa"/>
-              <w:bottom w:w="80" w:type="dxa"/>
-              <w:right w:w="80" w:type="dxa"/>
-            </w:tcMar>
-          </w:tcPr>
-          <w:p wp14:textId="77777777">
+              <w:top w:val="single" w:sz="4" w:space="0" w:color="000000" w:themeColor="text1"/>
+              <w:left w:val="single" w:sz="4" w:space="0" w:color="000000" w:themeColor="text1"/>
+              <w:bottom w:val="single" w:sz="4" w:space="0" w:color="000000" w:themeColor="text1"/>
+              <w:right w:val="single" w:sz="4" w:space="0" w:color="000000" w:themeColor="text1"/>
+            </w:tcBorders>
+            <w:tcMar>
+              <w:top w:w="80" w:type="dxa"/>
+              <w:left w:w="80" w:type="dxa"/>
+              <w:bottom w:w="80" w:type="dxa"/>
+              <w:right w:w="80" w:type="dxa"/>
+            </w:tcMar>
+          </w:tcPr>
+          <w:p>
             <w:r>
               <w:rPr>
                 <w:rFonts w:ascii="Calibri" w:hAnsi="Calibri" w:cs="Arial Unicode MS"/>
@@ -1343,19 +1307,19 @@
           <w:tcPr>
             <w:tcW w:w="1260" w:type="dxa"/>
             <w:tcBorders>
-              <w:top w:val="single" w:color="000000" w:themeColor="text1" w:sz="4" w:space="0"/>
-              <w:left w:val="single" w:color="000000" w:themeColor="text1" w:sz="4" w:space="0"/>
-              <w:bottom w:val="single" w:color="000000" w:themeColor="text1" w:sz="4" w:space="0"/>
-              <w:right w:val="single" w:color="000000" w:themeColor="text1" w:sz="4" w:space="0"/>
-            </w:tcBorders>
-            <w:tcMar>
-              <w:top w:w="80" w:type="dxa"/>
-              <w:left w:w="80" w:type="dxa"/>
-              <w:bottom w:w="80" w:type="dxa"/>
-              <w:right w:w="80" w:type="dxa"/>
-            </w:tcMar>
-          </w:tcPr>
-          <w:p wp14:textId="77777777">
+              <w:top w:val="single" w:sz="4" w:space="0" w:color="000000" w:themeColor="text1"/>
+              <w:left w:val="single" w:sz="4" w:space="0" w:color="000000" w:themeColor="text1"/>
+              <w:bottom w:val="single" w:sz="4" w:space="0" w:color="000000" w:themeColor="text1"/>
+              <w:right w:val="single" w:sz="4" w:space="0" w:color="000000" w:themeColor="text1"/>
+            </w:tcBorders>
+            <w:tcMar>
+              <w:top w:w="80" w:type="dxa"/>
+              <w:left w:w="80" w:type="dxa"/>
+              <w:bottom w:w="80" w:type="dxa"/>
+              <w:right w:w="80" w:type="dxa"/>
+            </w:tcMar>
+          </w:tcPr>
+          <w:p>
             <w:r>
               <w:rPr>
                 <w:rFonts w:ascii="Calibri" w:hAnsi="Calibri" w:cs="Arial Unicode MS"/>
@@ -1372,19 +1336,19 @@
           <w:tcPr>
             <w:tcW w:w="1646" w:type="dxa"/>
             <w:tcBorders>
-              <w:top w:val="single" w:color="000000" w:themeColor="text1" w:sz="4" w:space="0"/>
-              <w:left w:val="single" w:color="000000" w:themeColor="text1" w:sz="4" w:space="0"/>
-              <w:bottom w:val="single" w:color="000000" w:themeColor="text1" w:sz="4" w:space="0"/>
-              <w:right w:val="single" w:color="000000" w:themeColor="text1" w:sz="4" w:space="0"/>
-            </w:tcBorders>
-            <w:tcMar>
-              <w:top w:w="80" w:type="dxa"/>
-              <w:left w:w="80" w:type="dxa"/>
-              <w:bottom w:w="80" w:type="dxa"/>
-              <w:right w:w="80" w:type="dxa"/>
-            </w:tcMar>
-          </w:tcPr>
-          <w:p wp14:textId="77777777">
+              <w:top w:val="single" w:sz="4" w:space="0" w:color="000000" w:themeColor="text1"/>
+              <w:left w:val="single" w:sz="4" w:space="0" w:color="000000" w:themeColor="text1"/>
+              <w:bottom w:val="single" w:sz="4" w:space="0" w:color="000000" w:themeColor="text1"/>
+              <w:right w:val="single" w:sz="4" w:space="0" w:color="000000" w:themeColor="text1"/>
+            </w:tcBorders>
+            <w:tcMar>
+              <w:top w:w="80" w:type="dxa"/>
+              <w:left w:w="80" w:type="dxa"/>
+              <w:bottom w:w="80" w:type="dxa"/>
+              <w:right w:w="80" w:type="dxa"/>
+            </w:tcMar>
+          </w:tcPr>
+          <w:p>
             <w:r>
               <w:rPr>
                 <w:rFonts w:ascii="Calibri" w:hAnsi="Calibri" w:cs="Arial Unicode MS"/>
@@ -1401,34 +1365,24 @@
           <w:tcPr>
             <w:tcW w:w="1022" w:type="dxa"/>
             <w:tcBorders>
-              <w:top w:val="single" w:color="000000" w:themeColor="text1" w:sz="4" w:space="0"/>
-              <w:left w:val="single" w:color="000000" w:themeColor="text1" w:sz="4" w:space="0"/>
-              <w:bottom w:val="single" w:color="000000" w:themeColor="text1" w:sz="4" w:space="0"/>
-              <w:right w:val="single" w:color="000000" w:themeColor="text1" w:sz="4" w:space="0"/>
-            </w:tcBorders>
-            <w:tcMar>
-              <w:top w:w="80" w:type="dxa"/>
-              <w:left w:w="80" w:type="dxa"/>
-              <w:bottom w:w="80" w:type="dxa"/>
-              <w:right w:w="80" w:type="dxa"/>
-            </w:tcMar>
-          </w:tcPr>
-          <w:p wp14:textId="2D3FB024">
-            <w:r>
-              <w:rPr>
-                <w:rFonts w:ascii="Calibri" w:hAnsi="Calibri" w:cs="Arial Unicode MS"/>
-                <w:color w:val="000000" w:themeColor="text1" w:themeTint="FF" w:themeShade="FF"/>
-                <w:sz w:val="20"/>
-                <w:szCs w:val="20"/>
-              </w:rPr>
-              <w:t>Btech</w:t>
-            </w:r>
-          </w:p>
-          <w:p wp14:textId="7913C6C3">
-            <w:r>
-              <w:rPr>
-                <w:rFonts w:ascii="Calibri" w:hAnsi="Calibri" w:cs="Arial Unicode MS"/>
-                <w:color w:val="000000" w:themeColor="text1" w:themeTint="FF" w:themeShade="FF"/>
+              <w:top w:val="single" w:sz="4" w:space="0" w:color="000000" w:themeColor="text1"/>
+              <w:left w:val="single" w:sz="4" w:space="0" w:color="000000" w:themeColor="text1"/>
+              <w:bottom w:val="single" w:sz="4" w:space="0" w:color="000000" w:themeColor="text1"/>
+              <w:right w:val="single" w:sz="4" w:space="0" w:color="000000" w:themeColor="text1"/>
+            </w:tcBorders>
+            <w:tcMar>
+              <w:top w:w="80" w:type="dxa"/>
+              <w:left w:w="80" w:type="dxa"/>
+              <w:bottom w:w="80" w:type="dxa"/>
+              <w:right w:w="80" w:type="dxa"/>
+            </w:tcMar>
+          </w:tcPr>
+          <w:p/>
+          <w:p>
+            <w:r>
+              <w:rPr>
+                <w:rFonts w:ascii="Calibri" w:hAnsi="Calibri" w:cs="Arial Unicode MS"/>
+                <w:color w:val="000000" w:themeColor="text1"/>
                 <w:sz w:val="20"/>
                 <w:szCs w:val="20"/>
               </w:rPr>
@@ -1440,23 +1394,23 @@
           <w:tcPr>
             <w:tcW w:w="1104" w:type="dxa"/>
             <w:tcBorders>
-              <w:top w:val="single" w:color="000000" w:themeColor="text1" w:sz="4" w:space="0"/>
-              <w:left w:val="single" w:color="000000" w:themeColor="text1" w:sz="4" w:space="0"/>
-              <w:bottom w:val="single" w:color="000000" w:themeColor="text1" w:sz="4" w:space="0"/>
-              <w:right w:val="single" w:color="000000" w:themeColor="text1" w:sz="4" w:space="0"/>
-            </w:tcBorders>
-            <w:tcMar>
-              <w:top w:w="80" w:type="dxa"/>
-              <w:left w:w="80" w:type="dxa"/>
-              <w:bottom w:w="80" w:type="dxa"/>
-              <w:right w:w="80" w:type="dxa"/>
-            </w:tcMar>
-          </w:tcPr>
-          <w:p wp14:textId="5757A82D">
-            <w:r>
-              <w:rPr>
-                <w:rFonts w:ascii="Calibri" w:hAnsi="Calibri" w:cs="Arial Unicode MS"/>
-                <w:color w:val="000000" w:themeColor="text1" w:themeTint="FF" w:themeShade="FF"/>
+              <w:top w:val="single" w:sz="4" w:space="0" w:color="000000" w:themeColor="text1"/>
+              <w:left w:val="single" w:sz="4" w:space="0" w:color="000000" w:themeColor="text1"/>
+              <w:bottom w:val="single" w:sz="4" w:space="0" w:color="000000" w:themeColor="text1"/>
+              <w:right w:val="single" w:sz="4" w:space="0" w:color="000000" w:themeColor="text1"/>
+            </w:tcBorders>
+            <w:tcMar>
+              <w:top w:w="80" w:type="dxa"/>
+              <w:left w:w="80" w:type="dxa"/>
+              <w:bottom w:w="80" w:type="dxa"/>
+              <w:right w:w="80" w:type="dxa"/>
+            </w:tcMar>
+          </w:tcPr>
+          <w:p>
+            <w:r>
+              <w:rPr>
+                <w:rFonts w:ascii="Calibri" w:hAnsi="Calibri" w:cs="Arial Unicode MS"/>
+                <w:color w:val="000000" w:themeColor="text1"/>
                 <w:sz w:val="20"/>
                 <w:szCs w:val="20"/>
               </w:rPr>
@@ -1465,7 +1419,7 @@
           </w:p>
         </w:tc>
       </w:tr>
-      <w:tr xmlns:wp14="http://schemas.microsoft.com/office/word/2010/wordml" wp14:textId="77777777">
+      <w:tr>
         <w:trPr>
           <w:trHeight w:val="1006"/>
         </w:trPr>
@@ -1473,19 +1427,19 @@
           <w:tcPr>
             <w:tcW w:w="1755" w:type="dxa"/>
             <w:tcBorders>
-              <w:top w:val="single" w:color="000000" w:themeColor="text1" w:sz="4" w:space="0"/>
-              <w:left w:val="single" w:color="000000" w:themeColor="text1" w:sz="4" w:space="0"/>
-              <w:bottom w:val="single" w:color="000000" w:themeColor="text1" w:sz="4" w:space="0"/>
-              <w:right w:val="single" w:color="000000" w:themeColor="text1" w:sz="4" w:space="0"/>
-            </w:tcBorders>
-            <w:tcMar>
-              <w:top w:w="80" w:type="dxa"/>
-              <w:left w:w="80" w:type="dxa"/>
-              <w:bottom w:w="80" w:type="dxa"/>
-              <w:right w:w="80" w:type="dxa"/>
-            </w:tcMar>
-          </w:tcPr>
-          <w:p wp14:textId="77777777">
+              <w:top w:val="single" w:sz="4" w:space="0" w:color="000000" w:themeColor="text1"/>
+              <w:left w:val="single" w:sz="4" w:space="0" w:color="000000" w:themeColor="text1"/>
+              <w:bottom w:val="single" w:sz="4" w:space="0" w:color="000000" w:themeColor="text1"/>
+              <w:right w:val="single" w:sz="4" w:space="0" w:color="000000" w:themeColor="text1"/>
+            </w:tcBorders>
+            <w:tcMar>
+              <w:top w:w="80" w:type="dxa"/>
+              <w:left w:w="80" w:type="dxa"/>
+              <w:bottom w:w="80" w:type="dxa"/>
+              <w:right w:w="80" w:type="dxa"/>
+            </w:tcMar>
+          </w:tcPr>
+          <w:p>
             <w:pPr>
               <w:pStyle w:val="Body"/>
               <w:spacing w:after="0" w:line="240" w:lineRule="auto"/>
@@ -1503,19 +1457,20 @@
           <w:tcPr>
             <w:tcW w:w="2016" w:type="dxa"/>
             <w:tcBorders>
-              <w:top w:val="single" w:color="000000" w:themeColor="text1" w:sz="4" w:space="0"/>
-              <w:left w:val="single" w:color="000000" w:themeColor="text1" w:sz="4" w:space="0"/>
-              <w:bottom w:val="single" w:color="000000" w:themeColor="text1" w:sz="4" w:space="0"/>
-              <w:right w:val="single" w:color="000000" w:themeColor="text1" w:sz="4" w:space="0"/>
-            </w:tcBorders>
-            <w:tcMar>
-              <w:top w:w="80" w:type="dxa"/>
-              <w:left w:w="80" w:type="dxa"/>
-              <w:bottom w:w="80" w:type="dxa"/>
-              <w:right w:w="80" w:type="dxa"/>
-            </w:tcMar>
-          </w:tcPr>
-          <w:p wp14:textId="77777777">
+              <w:top w:val="single" w:sz="4" w:space="0" w:color="000000" w:themeColor="text1"/>
+              <w:left w:val="single" w:sz="4" w:space="0" w:color="000000" w:themeColor="text1"/>
+              <w:bottom w:val="single" w:sz="4" w:space="0" w:color="000000" w:themeColor="text1"/>
+              <w:right w:val="single" w:sz="4" w:space="0" w:color="000000" w:themeColor="text1"/>
+            </w:tcBorders>
+            <w:tcMar>
+              <w:top w:w="80" w:type="dxa"/>
+              <w:left w:w="80" w:type="dxa"/>
+              <w:bottom w:w="80" w:type="dxa"/>
+              <w:right w:w="80" w:type="dxa"/>
+            </w:tcMar>
+          </w:tcPr>
+          <w:p>
+            <w:proofErr w:type="spellStart"/>
             <w:r>
               <w:rPr>
                 <w:rFonts w:ascii="Calibri" w:hAnsi="Calibri" w:cs="Arial Unicode MS"/>
@@ -1524,27 +1479,50 @@
                 <w:szCs w:val="20"/>
                 <w:u w:color="000000"/>
               </w:rPr>
-              <w:t>Mopuri Abhishiktha</w:t>
-            </w:r>
+              <w:t>Mopuri</w:t>
+            </w:r>
+            <w:proofErr w:type="spellEnd"/>
+            <w:r>
+              <w:rPr>
+                <w:rFonts w:ascii="Calibri" w:hAnsi="Calibri" w:cs="Arial Unicode MS"/>
+                <w:color w:val="000000"/>
+                <w:sz w:val="20"/>
+                <w:szCs w:val="20"/>
+                <w:u w:color="000000"/>
+              </w:rPr>
+              <w:t xml:space="preserve"> </w:t>
+            </w:r>
+            <w:proofErr w:type="spellStart"/>
+            <w:r>
+              <w:rPr>
+                <w:rFonts w:ascii="Calibri" w:hAnsi="Calibri" w:cs="Arial Unicode MS"/>
+                <w:color w:val="000000"/>
+                <w:sz w:val="20"/>
+                <w:szCs w:val="20"/>
+                <w:u w:color="000000"/>
+              </w:rPr>
+              <w:t>Abhishiktha</w:t>
+            </w:r>
+            <w:proofErr w:type="spellEnd"/>
           </w:p>
         </w:tc>
         <w:tc>
           <w:tcPr>
             <w:tcW w:w="1404" w:type="dxa"/>
             <w:tcBorders>
-              <w:top w:val="single" w:color="000000" w:themeColor="text1" w:sz="4" w:space="0"/>
-              <w:left w:val="single" w:color="000000" w:themeColor="text1" w:sz="4" w:space="0"/>
-              <w:bottom w:val="single" w:color="000000" w:themeColor="text1" w:sz="4" w:space="0"/>
-              <w:right w:val="single" w:color="000000" w:themeColor="text1" w:sz="4" w:space="0"/>
-            </w:tcBorders>
-            <w:tcMar>
-              <w:top w:w="80" w:type="dxa"/>
-              <w:left w:w="80" w:type="dxa"/>
-              <w:bottom w:w="80" w:type="dxa"/>
-              <w:right w:w="80" w:type="dxa"/>
-            </w:tcMar>
-          </w:tcPr>
-          <w:p wp14:textId="77777777">
+              <w:top w:val="single" w:sz="4" w:space="0" w:color="000000" w:themeColor="text1"/>
+              <w:left w:val="single" w:sz="4" w:space="0" w:color="000000" w:themeColor="text1"/>
+              <w:bottom w:val="single" w:sz="4" w:space="0" w:color="000000" w:themeColor="text1"/>
+              <w:right w:val="single" w:sz="4" w:space="0" w:color="000000" w:themeColor="text1"/>
+            </w:tcBorders>
+            <w:tcMar>
+              <w:top w:w="80" w:type="dxa"/>
+              <w:left w:w="80" w:type="dxa"/>
+              <w:bottom w:w="80" w:type="dxa"/>
+              <w:right w:w="80" w:type="dxa"/>
+            </w:tcMar>
+          </w:tcPr>
+          <w:p>
             <w:r>
               <w:rPr>
                 <w:rFonts w:ascii="Calibri" w:hAnsi="Calibri" w:cs="Arial Unicode MS"/>
@@ -1561,19 +1539,19 @@
           <w:tcPr>
             <w:tcW w:w="1260" w:type="dxa"/>
             <w:tcBorders>
-              <w:top w:val="single" w:color="000000" w:themeColor="text1" w:sz="4" w:space="0"/>
-              <w:left w:val="single" w:color="000000" w:themeColor="text1" w:sz="4" w:space="0"/>
-              <w:bottom w:val="single" w:color="000000" w:themeColor="text1" w:sz="4" w:space="0"/>
-              <w:right w:val="single" w:color="000000" w:themeColor="text1" w:sz="4" w:space="0"/>
-            </w:tcBorders>
-            <w:tcMar>
-              <w:top w:w="80" w:type="dxa"/>
-              <w:left w:w="80" w:type="dxa"/>
-              <w:bottom w:w="80" w:type="dxa"/>
-              <w:right w:w="80" w:type="dxa"/>
-            </w:tcMar>
-          </w:tcPr>
-          <w:p wp14:textId="77777777">
+              <w:top w:val="single" w:sz="4" w:space="0" w:color="000000" w:themeColor="text1"/>
+              <w:left w:val="single" w:sz="4" w:space="0" w:color="000000" w:themeColor="text1"/>
+              <w:bottom w:val="single" w:sz="4" w:space="0" w:color="000000" w:themeColor="text1"/>
+              <w:right w:val="single" w:sz="4" w:space="0" w:color="000000" w:themeColor="text1"/>
+            </w:tcBorders>
+            <w:tcMar>
+              <w:top w:w="80" w:type="dxa"/>
+              <w:left w:w="80" w:type="dxa"/>
+              <w:bottom w:w="80" w:type="dxa"/>
+              <w:right w:w="80" w:type="dxa"/>
+            </w:tcMar>
+          </w:tcPr>
+          <w:p>
             <w:r>
               <w:rPr>
                 <w:rFonts w:ascii="Calibri" w:hAnsi="Calibri" w:cs="Arial Unicode MS"/>
@@ -1590,19 +1568,19 @@
           <w:tcPr>
             <w:tcW w:w="1646" w:type="dxa"/>
             <w:tcBorders>
-              <w:top w:val="single" w:color="000000" w:themeColor="text1" w:sz="4" w:space="0"/>
-              <w:left w:val="single" w:color="000000" w:themeColor="text1" w:sz="4" w:space="0"/>
-              <w:bottom w:val="single" w:color="000000" w:themeColor="text1" w:sz="4" w:space="0"/>
-              <w:right w:val="single" w:color="000000" w:themeColor="text1" w:sz="4" w:space="0"/>
-            </w:tcBorders>
-            <w:tcMar>
-              <w:top w:w="80" w:type="dxa"/>
-              <w:left w:w="80" w:type="dxa"/>
-              <w:bottom w:w="80" w:type="dxa"/>
-              <w:right w:w="80" w:type="dxa"/>
-            </w:tcMar>
-          </w:tcPr>
-          <w:p wp14:textId="77777777">
+              <w:top w:val="single" w:sz="4" w:space="0" w:color="000000" w:themeColor="text1"/>
+              <w:left w:val="single" w:sz="4" w:space="0" w:color="000000" w:themeColor="text1"/>
+              <w:bottom w:val="single" w:sz="4" w:space="0" w:color="000000" w:themeColor="text1"/>
+              <w:right w:val="single" w:sz="4" w:space="0" w:color="000000" w:themeColor="text1"/>
+            </w:tcBorders>
+            <w:tcMar>
+              <w:top w:w="80" w:type="dxa"/>
+              <w:left w:w="80" w:type="dxa"/>
+              <w:bottom w:w="80" w:type="dxa"/>
+              <w:right w:w="80" w:type="dxa"/>
+            </w:tcMar>
+          </w:tcPr>
+          <w:p>
             <w:r>
               <w:rPr>
                 <w:rFonts w:ascii="Calibri" w:hAnsi="Calibri" w:cs="Arial Unicode MS"/>
@@ -1619,34 +1597,24 @@
           <w:tcPr>
             <w:tcW w:w="1022" w:type="dxa"/>
             <w:tcBorders>
-              <w:top w:val="single" w:color="000000" w:themeColor="text1" w:sz="4" w:space="0"/>
-              <w:left w:val="single" w:color="000000" w:themeColor="text1" w:sz="4" w:space="0"/>
-              <w:bottom w:val="single" w:color="000000" w:themeColor="text1" w:sz="4" w:space="0"/>
-              <w:right w:val="single" w:color="000000" w:themeColor="text1" w:sz="4" w:space="0"/>
-            </w:tcBorders>
-            <w:tcMar>
-              <w:top w:w="80" w:type="dxa"/>
-              <w:left w:w="80" w:type="dxa"/>
-              <w:bottom w:w="80" w:type="dxa"/>
-              <w:right w:w="80" w:type="dxa"/>
-            </w:tcMar>
-          </w:tcPr>
-          <w:p wp14:textId="2EC02B8A">
-            <w:r>
-              <w:rPr>
-                <w:rFonts w:ascii="Calibri" w:hAnsi="Calibri" w:cs="Arial Unicode MS"/>
-                <w:color w:val="000000" w:themeColor="text1" w:themeTint="FF" w:themeShade="FF"/>
-                <w:sz w:val="20"/>
-                <w:szCs w:val="20"/>
-              </w:rPr>
-              <w:t>Btech</w:t>
-            </w:r>
-          </w:p>
-          <w:p wp14:textId="2552ABB0">
-            <w:r>
-              <w:rPr>
-                <w:rFonts w:ascii="Calibri" w:hAnsi="Calibri" w:cs="Arial Unicode MS"/>
-                <w:color w:val="000000" w:themeColor="text1" w:themeTint="FF" w:themeShade="FF"/>
+              <w:top w:val="single" w:sz="4" w:space="0" w:color="000000" w:themeColor="text1"/>
+              <w:left w:val="single" w:sz="4" w:space="0" w:color="000000" w:themeColor="text1"/>
+              <w:bottom w:val="single" w:sz="4" w:space="0" w:color="000000" w:themeColor="text1"/>
+              <w:right w:val="single" w:sz="4" w:space="0" w:color="000000" w:themeColor="text1"/>
+            </w:tcBorders>
+            <w:tcMar>
+              <w:top w:w="80" w:type="dxa"/>
+              <w:left w:w="80" w:type="dxa"/>
+              <w:bottom w:w="80" w:type="dxa"/>
+              <w:right w:w="80" w:type="dxa"/>
+            </w:tcMar>
+          </w:tcPr>
+          <w:p/>
+          <w:p>
+            <w:r>
+              <w:rPr>
+                <w:rFonts w:ascii="Calibri" w:hAnsi="Calibri" w:cs="Arial Unicode MS"/>
+                <w:color w:val="000000" w:themeColor="text1"/>
                 <w:sz w:val="20"/>
                 <w:szCs w:val="20"/>
               </w:rPr>
@@ -1658,23 +1626,23 @@
           <w:tcPr>
             <w:tcW w:w="1104" w:type="dxa"/>
             <w:tcBorders>
-              <w:top w:val="single" w:color="000000" w:themeColor="text1" w:sz="4" w:space="0"/>
-              <w:left w:val="single" w:color="000000" w:themeColor="text1" w:sz="4" w:space="0"/>
-              <w:bottom w:val="single" w:color="000000" w:themeColor="text1" w:sz="4" w:space="0"/>
-              <w:right w:val="single" w:color="000000" w:themeColor="text1" w:sz="4" w:space="0"/>
-            </w:tcBorders>
-            <w:tcMar>
-              <w:top w:w="80" w:type="dxa"/>
-              <w:left w:w="80" w:type="dxa"/>
-              <w:bottom w:w="80" w:type="dxa"/>
-              <w:right w:w="80" w:type="dxa"/>
-            </w:tcMar>
-          </w:tcPr>
-          <w:p wp14:textId="097E1BC0">
-            <w:r>
-              <w:rPr>
-                <w:rFonts w:ascii="Calibri" w:hAnsi="Calibri" w:cs="Arial Unicode MS"/>
-                <w:color w:val="000000" w:themeColor="text1" w:themeTint="FF" w:themeShade="FF"/>
+              <w:top w:val="single" w:sz="4" w:space="0" w:color="000000" w:themeColor="text1"/>
+              <w:left w:val="single" w:sz="4" w:space="0" w:color="000000" w:themeColor="text1"/>
+              <w:bottom w:val="single" w:sz="4" w:space="0" w:color="000000" w:themeColor="text1"/>
+              <w:right w:val="single" w:sz="4" w:space="0" w:color="000000" w:themeColor="text1"/>
+            </w:tcBorders>
+            <w:tcMar>
+              <w:top w:w="80" w:type="dxa"/>
+              <w:left w:w="80" w:type="dxa"/>
+              <w:bottom w:w="80" w:type="dxa"/>
+              <w:right w:w="80" w:type="dxa"/>
+            </w:tcMar>
+          </w:tcPr>
+          <w:p>
+            <w:r>
+              <w:rPr>
+                <w:rFonts w:ascii="Calibri" w:hAnsi="Calibri" w:cs="Arial Unicode MS"/>
+                <w:color w:val="000000" w:themeColor="text1"/>
                 <w:sz w:val="20"/>
                 <w:szCs w:val="20"/>
               </w:rPr>
@@ -1684,7 +1652,7 @@
         </w:tc>
       </w:tr>
     </w:tbl>
-    <w:p xmlns:wp14="http://schemas.microsoft.com/office/word/2010/wordml" wp14:textId="77777777">
+    <w:p>
       <w:pPr>
         <w:pStyle w:val="Body"/>
         <w:widowControl w:val="0"/>
@@ -1695,13 +1663,13 @@
         </w:rPr>
       </w:pPr>
     </w:p>
-    <w:p xmlns:wp14="http://schemas.microsoft.com/office/word/2010/wordml" wp14:textId="77777777">
+    <w:p>
       <w:pPr>
         <w:pStyle w:val="Body"/>
         <w:spacing w:after="0" w:line="240" w:lineRule="auto"/>
       </w:pPr>
     </w:p>
-    <w:p xmlns:wp14="http://schemas.microsoft.com/office/word/2010/wordml" wp14:textId="77777777">
+    <w:p>
       <w:pPr>
         <w:pStyle w:val="Body"/>
         <w:spacing w:after="0" w:line="240" w:lineRule="auto"/>
@@ -1711,13 +1679,13 @@
         </w:rPr>
       </w:pPr>
     </w:p>
-    <w:p xmlns:wp14="http://schemas.microsoft.com/office/word/2010/wordml" wp14:textId="77777777">
+    <w:p>
       <w:pPr>
         <w:pStyle w:val="Body"/>
         <w:spacing w:after="0" w:line="240" w:lineRule="auto"/>
       </w:pPr>
     </w:p>
-    <w:p xmlns:wp14="http://schemas.microsoft.com/office/word/2010/wordml" wp14:textId="77777777">
+    <w:p>
       <w:pPr>
         <w:pStyle w:val="Body"/>
         <w:spacing w:after="0" w:line="240" w:lineRule="auto"/>
@@ -1726,19 +1694,19 @@
         <w:t>Sincerely,</w:t>
       </w:r>
     </w:p>
-    <w:p xmlns:wp14="http://schemas.microsoft.com/office/word/2010/wordml" wp14:textId="77777777">
+    <w:p>
       <w:pPr>
         <w:pStyle w:val="Body"/>
         <w:spacing w:after="0" w:line="240" w:lineRule="auto"/>
       </w:pPr>
     </w:p>
-    <w:p xmlns:wp14="http://schemas.microsoft.com/office/word/2010/wordml" wp14:textId="77777777">
+    <w:p>
       <w:pPr>
         <w:pStyle w:val="Body"/>
         <w:spacing w:after="0" w:line="240" w:lineRule="auto"/>
       </w:pPr>
     </w:p>
-    <w:p xmlns:wp14="http://schemas.microsoft.com/office/word/2010/wordml" wp14:textId="77777777">
+    <w:p>
       <w:pPr>
         <w:pStyle w:val="Body"/>
       </w:pPr>
@@ -1753,7 +1721,7 @@
     <w:sectPr>
       <w:headerReference w:type="default" r:id="rId7"/>
       <w:footerReference w:type="default" r:id="rId8"/>
-      <w:pgSz w:w="12240" w:h="15840" w:orient="portrait"/>
+      <w:pgSz w:w="12240" w:h="15840"/>
       <w:pgMar w:top="1440" w:right="900" w:bottom="1440" w:left="1440" w:header="720" w:footer="720" w:gutter="0"/>
       <w:cols w:space="720"/>
     </w:sectPr>
@@ -1762,16 +1730,16 @@
 </file>
 
 <file path=word/endnotes.xml><?xml version="1.0" encoding="utf-8"?>
-<w:endnotes xmlns:wpc="http://schemas.microsoft.com/office/word/2010/wordprocessingCanvas" xmlns:cx="http://schemas.microsoft.com/office/drawing/2014/chartex" xmlns:cx1="http://schemas.microsoft.com/office/drawing/2015/9/8/chartex" xmlns:cx2="http://schemas.microsoft.com/office/drawing/2015/10/21/chartex" xmlns:cx3="http://schemas.microsoft.com/office/drawing/2016/5/9/chartex" xmlns:cx4="http://schemas.microsoft.com/office/drawing/2016/5/10/chartex" xmlns:cx5="http://schemas.microsoft.com/office/drawing/2016/5/11/chartex" xmlns:cx6="http://schemas.microsoft.com/office/drawing/2016/5/12/chartex" xmlns:cx7="http://schemas.microsoft.com/office/drawing/2016/5/13/chartex" xmlns:cx8="http://schemas.microsoft.com/office/drawing/2016/5/14/chartex" xmlns:mc="http://schemas.openxmlformats.org/markup-compatibility/2006" xmlns:aink="http://schemas.microsoft.com/office/drawing/2016/ink" xmlns:am3d="http://schemas.microsoft.com/office/drawing/2017/model3d" xmlns:o="urn:schemas-microsoft-com:office:office" xmlns:oel="http://schemas.microsoft.com/office/2019/extlst" xmlns:r="http://schemas.openxmlformats.org/officeDocument/2006/relationships" xmlns:m="http://schemas.openxmlformats.org/officeDocument/2006/math" xmlns:v="urn:schemas-microsoft-com:vml" xmlns:wp14="http://schemas.microsoft.com/office/word/2010/wordprocessingDrawing" xmlns:wp="http://schemas.openxmlformats.org/drawingml/2006/wordprocessingDrawing" xmlns:w10="urn:schemas-microsoft-com:office:word" xmlns:w="http://schemas.openxmlformats.org/wordprocessingml/2006/main" xmlns:w14="http://schemas.microsoft.com/office/word/2010/wordml" xmlns:w15="http://schemas.microsoft.com/office/word/2012/wordml" xmlns:w16cex="http://schemas.microsoft.com/office/word/2018/wordml/cex" xmlns:w16cid="http://schemas.microsoft.com/office/word/2016/wordml/cid" xmlns:w16="http://schemas.microsoft.com/office/word/2018/wordml" xmlns:w16du="http://schemas.microsoft.com/office/word/2023/wordml/word16du" xmlns:w16sdtdh="http://schemas.microsoft.com/office/word/2020/wordml/sdtdatahash" xmlns:w16sdtfl="http://schemas.microsoft.com/office/word/2024/wordml/sdtformatlock" xmlns:w16se="http://schemas.microsoft.com/office/word/2015/wordml/symex" xmlns:wpg="http://schemas.microsoft.com/office/word/2010/wordprocessingGroup" xmlns:wpi="http://schemas.microsoft.com/office/word/2010/wordprocessingInk" xmlns:wne="http://schemas.microsoft.com/office/word/2006/wordml" xmlns:wps="http://schemas.microsoft.com/office/word/2010/wordprocessingShape" mc:Ignorable="w14 w15 w16se w16cid w16 w16cex w16sdtdh w16sdtfl w16du wp14">
+<w:endnotes xmlns:wpc="http://schemas.microsoft.com/office/word/2010/wordprocessingCanvas" xmlns:cx="http://schemas.microsoft.com/office/drawing/2014/chartex" xmlns:cx1="http://schemas.microsoft.com/office/drawing/2015/9/8/chartex" xmlns:cx2="http://schemas.microsoft.com/office/drawing/2015/10/21/chartex" xmlns:cx3="http://schemas.microsoft.com/office/drawing/2016/5/9/chartex" xmlns:cx4="http://schemas.microsoft.com/office/drawing/2016/5/10/chartex" xmlns:cx5="http://schemas.microsoft.com/office/drawing/2016/5/11/chartex" xmlns:cx6="http://schemas.microsoft.com/office/drawing/2016/5/12/chartex" xmlns:cx7="http://schemas.microsoft.com/office/drawing/2016/5/13/chartex" xmlns:cx8="http://schemas.microsoft.com/office/drawing/2016/5/14/chartex" xmlns:mc="http://schemas.openxmlformats.org/markup-compatibility/2006" xmlns:aink="http://schemas.microsoft.com/office/drawing/2016/ink" xmlns:am3d="http://schemas.microsoft.com/office/drawing/2017/model3d" xmlns:o="urn:schemas-microsoft-com:office:office" xmlns:oel="http://schemas.microsoft.com/office/2019/extlst" xmlns:r="http://schemas.openxmlformats.org/officeDocument/2006/relationships" xmlns:m="http://schemas.openxmlformats.org/officeDocument/2006/math" xmlns:v="urn:schemas-microsoft-com:vml" xmlns:wp14="http://schemas.microsoft.com/office/word/2010/wordprocessingDrawing" xmlns:wp="http://schemas.openxmlformats.org/drawingml/2006/wordprocessingDrawing" xmlns:w10="urn:schemas-microsoft-com:office:word" xmlns:w="http://schemas.openxmlformats.org/wordprocessingml/2006/main" xmlns:w14="http://schemas.microsoft.com/office/word/2010/wordml" xmlns:w15="http://schemas.microsoft.com/office/word/2012/wordml" xmlns:w16cei="http://schemas.microsoft.com/office/word/2026/wordml/cei" xmlns:w16cex="http://schemas.microsoft.com/office/word/2018/wordml/cex" xmlns:w16cid="http://schemas.microsoft.com/office/word/2016/wordml/cid" xmlns:w16="http://schemas.microsoft.com/office/word/2018/wordml" xmlns:w16du="http://schemas.microsoft.com/office/word/2023/wordml/word16du" xmlns:w16sdtdh="http://schemas.microsoft.com/office/word/2020/wordml/sdtdatahash" xmlns:w16sdtfl="http://schemas.microsoft.com/office/word/2024/wordml/sdtformatlock" xmlns:w16se="http://schemas.microsoft.com/office/word/2015/wordml/symex" xmlns:wpg="http://schemas.microsoft.com/office/word/2010/wordprocessingGroup" xmlns:wpi="http://schemas.microsoft.com/office/word/2010/wordprocessingInk" xmlns:wne="http://schemas.microsoft.com/office/word/2006/wordml" xmlns:wps="http://schemas.microsoft.com/office/word/2010/wordprocessingShape" mc:Ignorable="w14 w15 w16se w16cid w16 w16cex w16sdtdh w16sdtfl w16du wp14">
   <w:endnote w:type="separator" w:id="-1">
-    <w:p xmlns:wp14="http://schemas.microsoft.com/office/word/2010/wordml" wp14:textId="77777777">
+    <w:p>
       <w:r>
         <w:separator/>
       </w:r>
     </w:p>
   </w:endnote>
   <w:endnote w:type="continuationSeparator" w:id="0">
-    <w:p xmlns:wp14="http://schemas.microsoft.com/office/word/2010/wordml" wp14:textId="77777777">
+    <w:p>
       <w:r>
         <w:continuationSeparator/>
       </w:r>
@@ -1781,26 +1749,29 @@
 </file>
 
 <file path=word/footer1.xml><?xml version="1.0" encoding="utf-8"?>
-<w:ftr xmlns:wpc="http://schemas.microsoft.com/office/word/2010/wordprocessingCanvas" xmlns:cx="http://schemas.microsoft.com/office/drawing/2014/chartex" xmlns:cx1="http://schemas.microsoft.com/office/drawing/2015/9/8/chartex" xmlns:cx2="http://schemas.microsoft.com/office/drawing/2015/10/21/chartex" xmlns:cx3="http://schemas.microsoft.com/office/drawing/2016/5/9/chartex" xmlns:cx4="http://schemas.microsoft.com/office/drawing/2016/5/10/chartex" xmlns:cx5="http://schemas.microsoft.com/office/drawing/2016/5/11/chartex" xmlns:cx6="http://schemas.microsoft.com/office/drawing/2016/5/12/chartex" xmlns:cx7="http://schemas.microsoft.com/office/drawing/2016/5/13/chartex" xmlns:cx8="http://schemas.microsoft.com/office/drawing/2016/5/14/chartex" xmlns:mc="http://schemas.openxmlformats.org/markup-compatibility/2006" xmlns:aink="http://schemas.microsoft.com/office/drawing/2016/ink" xmlns:am3d="http://schemas.microsoft.com/office/drawing/2017/model3d" xmlns:o="urn:schemas-microsoft-com:office:office" xmlns:oel="http://schemas.microsoft.com/office/2019/extlst" xmlns:r="http://schemas.openxmlformats.org/officeDocument/2006/relationships" xmlns:m="http://schemas.openxmlformats.org/officeDocument/2006/math" xmlns:v="urn:schemas-microsoft-com:vml" xmlns:wp14="http://schemas.microsoft.com/office/word/2010/wordprocessingDrawing" xmlns:wp="http://schemas.openxmlformats.org/drawingml/2006/wordprocessingDrawing" xmlns:w10="urn:schemas-microsoft-com:office:word" xmlns:w="http://schemas.openxmlformats.org/wordprocessingml/2006/main" xmlns:w14="http://schemas.microsoft.com/office/word/2010/wordml" xmlns:w15="http://schemas.microsoft.com/office/word/2012/wordml" xmlns:w16cex="http://schemas.microsoft.com/office/word/2018/wordml/cex" xmlns:w16cid="http://schemas.microsoft.com/office/word/2016/wordml/cid" xmlns:w16="http://schemas.microsoft.com/office/word/2018/wordml" xmlns:w16du="http://schemas.microsoft.com/office/word/2023/wordml/word16du" xmlns:w16sdtdh="http://schemas.microsoft.com/office/word/2020/wordml/sdtdatahash" xmlns:w16sdtfl="http://schemas.microsoft.com/office/word/2024/wordml/sdtformatlock" xmlns:w16se="http://schemas.microsoft.com/office/word/2015/wordml/symex" xmlns:wpg="http://schemas.microsoft.com/office/word/2010/wordprocessingGroup" xmlns:wpi="http://schemas.microsoft.com/office/word/2010/wordprocessingInk" xmlns:wne="http://schemas.microsoft.com/office/word/2006/wordml" xmlns:wps="http://schemas.microsoft.com/office/word/2010/wordprocessingShape" mc:Ignorable="w14 w15 w16se w16cid w16 w16cex w16sdtdh w16sdtfl w16du wp14">
-  <w:p xmlns:wp14="http://schemas.microsoft.com/office/word/2010/wordml" wp14:textId="77777777">
+<w:ftr xmlns:wpc="http://schemas.microsoft.com/office/word/2010/wordprocessingCanvas" xmlns:cx="http://schemas.microsoft.com/office/drawing/2014/chartex" xmlns:cx1="http://schemas.microsoft.com/office/drawing/2015/9/8/chartex" xmlns:cx2="http://schemas.microsoft.com/office/drawing/2015/10/21/chartex" xmlns:cx3="http://schemas.microsoft.com/office/drawing/2016/5/9/chartex" xmlns:cx4="http://schemas.microsoft.com/office/drawing/2016/5/10/chartex" xmlns:cx5="http://schemas.microsoft.com/office/drawing/2016/5/11/chartex" xmlns:cx6="http://schemas.microsoft.com/office/drawing/2016/5/12/chartex" xmlns:cx7="http://schemas.microsoft.com/office/drawing/2016/5/13/chartex" xmlns:cx8="http://schemas.microsoft.com/office/drawing/2016/5/14/chartex" xmlns:mc="http://schemas.openxmlformats.org/markup-compatibility/2006" xmlns:aink="http://schemas.microsoft.com/office/drawing/2016/ink" xmlns:am3d="http://schemas.microsoft.com/office/drawing/2017/model3d" xmlns:o="urn:schemas-microsoft-com:office:office" xmlns:oel="http://schemas.microsoft.com/office/2019/extlst" xmlns:r="http://schemas.openxmlformats.org/officeDocument/2006/relationships" xmlns:m="http://schemas.openxmlformats.org/officeDocument/2006/math" xmlns:v="urn:schemas-microsoft-com:vml" xmlns:wp14="http://schemas.microsoft.com/office/word/2010/wordprocessingDrawing" xmlns:wp="http://schemas.openxmlformats.org/drawingml/2006/wordprocessingDrawing" xmlns:w10="urn:schemas-microsoft-com:office:word" xmlns:w="http://schemas.openxmlformats.org/wordprocessingml/2006/main" xmlns:w14="http://schemas.microsoft.com/office/word/2010/wordml" xmlns:w15="http://schemas.microsoft.com/office/word/2012/wordml" xmlns:w16cei="http://schemas.microsoft.com/office/word/2026/wordml/cei" xmlns:w16cex="http://schemas.microsoft.com/office/word/2018/wordml/cex" xmlns:w16cid="http://schemas.microsoft.com/office/word/2016/wordml/cid" xmlns:w16="http://schemas.microsoft.com/office/word/2018/wordml" xmlns:w16du="http://schemas.microsoft.com/office/word/2023/wordml/word16du" xmlns:w16sdtdh="http://schemas.microsoft.com/office/word/2020/wordml/sdtdatahash" xmlns:w16sdtfl="http://schemas.microsoft.com/office/word/2024/wordml/sdtformatlock" xmlns:w16se="http://schemas.microsoft.com/office/word/2015/wordml/symex" xmlns:wpg="http://schemas.microsoft.com/office/word/2010/wordprocessingGroup" xmlns:wpi="http://schemas.microsoft.com/office/word/2010/wordprocessingInk" xmlns:wne="http://schemas.microsoft.com/office/word/2006/wordml" xmlns:wps="http://schemas.microsoft.com/office/word/2010/wordprocessingShape" mc:Ignorable="w14 w15 w16se w16cid w16 w16cex w16sdtdh w16sdtfl w16du wp14">
+  <w:p>
     <w:pPr>
       <w:pStyle w:val="HeaderFooter"/>
+      <w:rPr>
+        <w:rFonts w:hint="eastAsia"/>
+      </w:rPr>
     </w:pPr>
   </w:p>
 </w:ftr>
 </file>
 
 <file path=word/footnotes.xml><?xml version="1.0" encoding="utf-8"?>
-<w:footnotes xmlns:wpc="http://schemas.microsoft.com/office/word/2010/wordprocessingCanvas" xmlns:cx="http://schemas.microsoft.com/office/drawing/2014/chartex" xmlns:cx1="http://schemas.microsoft.com/office/drawing/2015/9/8/chartex" xmlns:cx2="http://schemas.microsoft.com/office/drawing/2015/10/21/chartex" xmlns:cx3="http://schemas.microsoft.com/office/drawing/2016/5/9/chartex" xmlns:cx4="http://schemas.microsoft.com/office/drawing/2016/5/10/chartex" xmlns:cx5="http://schemas.microsoft.com/office/drawing/2016/5/11/chartex" xmlns:cx6="http://schemas.microsoft.com/office/drawing/2016/5/12/chartex" xmlns:cx7="http://schemas.microsoft.com/office/drawing/2016/5/13/chartex" xmlns:cx8="http://schemas.microsoft.com/office/drawing/2016/5/14/chartex" xmlns:mc="http://schemas.openxmlformats.org/markup-compatibility/2006" xmlns:aink="http://schemas.microsoft.com/office/drawing/2016/ink" xmlns:am3d="http://schemas.microsoft.com/office/drawing/2017/model3d" xmlns:o="urn:schemas-microsoft-com:office:office" xmlns:oel="http://schemas.microsoft.com/office/2019/extlst" xmlns:r="http://schemas.openxmlformats.org/officeDocument/2006/relationships" xmlns:m="http://schemas.openxmlformats.org/officeDocument/2006/math" xmlns:v="urn:schemas-microsoft-com:vml" xmlns:wp14="http://schemas.microsoft.com/office/word/2010/wordprocessingDrawing" xmlns:wp="http://schemas.openxmlformats.org/drawingml/2006/wordprocessingDrawing" xmlns:w10="urn:schemas-microsoft-com:office:word" xmlns:w="http://schemas.openxmlformats.org/wordprocessingml/2006/main" xmlns:w14="http://schemas.microsoft.com/office/word/2010/wordml" xmlns:w15="http://schemas.microsoft.com/office/word/2012/wordml" xmlns:w16cex="http://schemas.microsoft.com/office/word/2018/wordml/cex" xmlns:w16cid="http://schemas.microsoft.com/office/word/2016/wordml/cid" xmlns:w16="http://schemas.microsoft.com/office/word/2018/wordml" xmlns:w16du="http://schemas.microsoft.com/office/word/2023/wordml/word16du" xmlns:w16sdtdh="http://schemas.microsoft.com/office/word/2020/wordml/sdtdatahash" xmlns:w16sdtfl="http://schemas.microsoft.com/office/word/2024/wordml/sdtformatlock" xmlns:w16se="http://schemas.microsoft.com/office/word/2015/wordml/symex" xmlns:wpg="http://schemas.microsoft.com/office/word/2010/wordprocessingGroup" xmlns:wpi="http://schemas.microsoft.com/office/word/2010/wordprocessingInk" xmlns:wne="http://schemas.microsoft.com/office/word/2006/wordml" xmlns:wps="http://schemas.microsoft.com/office/word/2010/wordprocessingShape" mc:Ignorable="w14 w15 w16se w16cid w16 w16cex w16sdtdh w16sdtfl w16du wp14">
+<w:footnotes xmlns:wpc="http://schemas.microsoft.com/office/word/2010/wordprocessingCanvas" xmlns:cx="http://schemas.microsoft.com/office/drawing/2014/chartex" xmlns:cx1="http://schemas.microsoft.com/office/drawing/2015/9/8/chartex" xmlns:cx2="http://schemas.microsoft.com/office/drawing/2015/10/21/chartex" xmlns:cx3="http://schemas.microsoft.com/office/drawing/2016/5/9/chartex" xmlns:cx4="http://schemas.microsoft.com/office/drawing/2016/5/10/chartex" xmlns:cx5="http://schemas.microsoft.com/office/drawing/2016/5/11/chartex" xmlns:cx6="http://schemas.microsoft.com/office/drawing/2016/5/12/chartex" xmlns:cx7="http://schemas.microsoft.com/office/drawing/2016/5/13/chartex" xmlns:cx8="http://schemas.microsoft.com/office/drawing/2016/5/14/chartex" xmlns:mc="http://schemas.openxmlformats.org/markup-compatibility/2006" xmlns:aink="http://schemas.microsoft.com/office/drawing/2016/ink" xmlns:am3d="http://schemas.microsoft.com/office/drawing/2017/model3d" xmlns:o="urn:schemas-microsoft-com:office:office" xmlns:oel="http://schemas.microsoft.com/office/2019/extlst" xmlns:r="http://schemas.openxmlformats.org/officeDocument/2006/relationships" xmlns:m="http://schemas.openxmlformats.org/officeDocument/2006/math" xmlns:v="urn:schemas-microsoft-com:vml" xmlns:wp14="http://schemas.microsoft.com/office/word/2010/wordprocessingDrawing" xmlns:wp="http://schemas.openxmlformats.org/drawingml/2006/wordprocessingDrawing" xmlns:w10="urn:schemas-microsoft-com:office:word" xmlns:w="http://schemas.openxmlformats.org/wordprocessingml/2006/main" xmlns:w14="http://schemas.microsoft.com/office/word/2010/wordml" xmlns:w15="http://schemas.microsoft.com/office/word/2012/wordml" xmlns:w16cei="http://schemas.microsoft.com/office/word/2026/wordml/cei" xmlns:w16cex="http://schemas.microsoft.com/office/word/2018/wordml/cex" xmlns:w16cid="http://schemas.microsoft.com/office/word/2016/wordml/cid" xmlns:w16="http://schemas.microsoft.com/office/word/2018/wordml" xmlns:w16du="http://schemas.microsoft.com/office/word/2023/wordml/word16du" xmlns:w16sdtdh="http://schemas.microsoft.com/office/word/2020/wordml/sdtdatahash" xmlns:w16sdtfl="http://schemas.microsoft.com/office/word/2024/wordml/sdtformatlock" xmlns:w16se="http://schemas.microsoft.com/office/word/2015/wordml/symex" xmlns:wpg="http://schemas.microsoft.com/office/word/2010/wordprocessingGroup" xmlns:wpi="http://schemas.microsoft.com/office/word/2010/wordprocessingInk" xmlns:wne="http://schemas.microsoft.com/office/word/2006/wordml" xmlns:wps="http://schemas.microsoft.com/office/word/2010/wordprocessingShape" mc:Ignorable="w14 w15 w16se w16cid w16 w16cex w16sdtdh w16sdtfl w16du wp14">
   <w:footnote w:type="separator" w:id="-1">
-    <w:p xmlns:wp14="http://schemas.microsoft.com/office/word/2010/wordml" wp14:textId="77777777">
+    <w:p>
       <w:r>
         <w:separator/>
       </w:r>
     </w:p>
   </w:footnote>
   <w:footnote w:type="continuationSeparator" w:id="0">
-    <w:p xmlns:wp14="http://schemas.microsoft.com/office/word/2010/wordml" wp14:textId="77777777">
+    <w:p>
       <w:r>
         <w:continuationSeparator/>
       </w:r>
@@ -1810,21 +1781,24 @@
 </file>
 
 <file path=word/header1.xml><?xml version="1.0" encoding="utf-8"?>
-<w:hdr xmlns:wpc="http://schemas.microsoft.com/office/word/2010/wordprocessingCanvas" xmlns:cx="http://schemas.microsoft.com/office/drawing/2014/chartex" xmlns:cx1="http://schemas.microsoft.com/office/drawing/2015/9/8/chartex" xmlns:cx2="http://schemas.microsoft.com/office/drawing/2015/10/21/chartex" xmlns:cx3="http://schemas.microsoft.com/office/drawing/2016/5/9/chartex" xmlns:cx4="http://schemas.microsoft.com/office/drawing/2016/5/10/chartex" xmlns:cx5="http://schemas.microsoft.com/office/drawing/2016/5/11/chartex" xmlns:cx6="http://schemas.microsoft.com/office/drawing/2016/5/12/chartex" xmlns:cx7="http://schemas.microsoft.com/office/drawing/2016/5/13/chartex" xmlns:cx8="http://schemas.microsoft.com/office/drawing/2016/5/14/chartex" xmlns:mc="http://schemas.openxmlformats.org/markup-compatibility/2006" xmlns:aink="http://schemas.microsoft.com/office/drawing/2016/ink" xmlns:am3d="http://schemas.microsoft.com/office/drawing/2017/model3d" xmlns:o="urn:schemas-microsoft-com:office:office" xmlns:oel="http://schemas.microsoft.com/office/2019/extlst" xmlns:r="http://schemas.openxmlformats.org/officeDocument/2006/relationships" xmlns:m="http://schemas.openxmlformats.org/officeDocument/2006/math" xmlns:v="urn:schemas-microsoft-com:vml" xmlns:wp14="http://schemas.microsoft.com/office/word/2010/wordprocessingDrawing" xmlns:wp="http://schemas.openxmlformats.org/drawingml/2006/wordprocessingDrawing" xmlns:w10="urn:schemas-microsoft-com:office:word" xmlns:w="http://schemas.openxmlformats.org/wordprocessingml/2006/main" xmlns:w14="http://schemas.microsoft.com/office/word/2010/wordml" xmlns:w15="http://schemas.microsoft.com/office/word/2012/wordml" xmlns:w16cex="http://schemas.microsoft.com/office/word/2018/wordml/cex" xmlns:w16cid="http://schemas.microsoft.com/office/word/2016/wordml/cid" xmlns:w16="http://schemas.microsoft.com/office/word/2018/wordml" xmlns:w16du="http://schemas.microsoft.com/office/word/2023/wordml/word16du" xmlns:w16sdtdh="http://schemas.microsoft.com/office/word/2020/wordml/sdtdatahash" xmlns:w16sdtfl="http://schemas.microsoft.com/office/word/2024/wordml/sdtformatlock" xmlns:w16se="http://schemas.microsoft.com/office/word/2015/wordml/symex" xmlns:wpg="http://schemas.microsoft.com/office/word/2010/wordprocessingGroup" xmlns:wpi="http://schemas.microsoft.com/office/word/2010/wordprocessingInk" xmlns:wne="http://schemas.microsoft.com/office/word/2006/wordml" xmlns:wps="http://schemas.microsoft.com/office/word/2010/wordprocessingShape" mc:Ignorable="w14 w15 w16se w16cid w16 w16cex w16sdtdh w16sdtfl w16du wp14">
-  <w:p xmlns:wp14="http://schemas.microsoft.com/office/word/2010/wordml" wp14:textId="77777777">
+<w:hdr xmlns:wpc="http://schemas.microsoft.com/office/word/2010/wordprocessingCanvas" xmlns:cx="http://schemas.microsoft.com/office/drawing/2014/chartex" xmlns:cx1="http://schemas.microsoft.com/office/drawing/2015/9/8/chartex" xmlns:cx2="http://schemas.microsoft.com/office/drawing/2015/10/21/chartex" xmlns:cx3="http://schemas.microsoft.com/office/drawing/2016/5/9/chartex" xmlns:cx4="http://schemas.microsoft.com/office/drawing/2016/5/10/chartex" xmlns:cx5="http://schemas.microsoft.com/office/drawing/2016/5/11/chartex" xmlns:cx6="http://schemas.microsoft.com/office/drawing/2016/5/12/chartex" xmlns:cx7="http://schemas.microsoft.com/office/drawing/2016/5/13/chartex" xmlns:cx8="http://schemas.microsoft.com/office/drawing/2016/5/14/chartex" xmlns:mc="http://schemas.openxmlformats.org/markup-compatibility/2006" xmlns:aink="http://schemas.microsoft.com/office/drawing/2016/ink" xmlns:am3d="http://schemas.microsoft.com/office/drawing/2017/model3d" xmlns:o="urn:schemas-microsoft-com:office:office" xmlns:oel="http://schemas.microsoft.com/office/2019/extlst" xmlns:r="http://schemas.openxmlformats.org/officeDocument/2006/relationships" xmlns:m="http://schemas.openxmlformats.org/officeDocument/2006/math" xmlns:v="urn:schemas-microsoft-com:vml" xmlns:wp14="http://schemas.microsoft.com/office/word/2010/wordprocessingDrawing" xmlns:wp="http://schemas.openxmlformats.org/drawingml/2006/wordprocessingDrawing" xmlns:w10="urn:schemas-microsoft-com:office:word" xmlns:w="http://schemas.openxmlformats.org/wordprocessingml/2006/main" xmlns:w14="http://schemas.microsoft.com/office/word/2010/wordml" xmlns:w15="http://schemas.microsoft.com/office/word/2012/wordml" xmlns:w16cei="http://schemas.microsoft.com/office/word/2026/wordml/cei" xmlns:w16cex="http://schemas.microsoft.com/office/word/2018/wordml/cex" xmlns:w16cid="http://schemas.microsoft.com/office/word/2016/wordml/cid" xmlns:w16="http://schemas.microsoft.com/office/word/2018/wordml" xmlns:w16du="http://schemas.microsoft.com/office/word/2023/wordml/word16du" xmlns:w16sdtdh="http://schemas.microsoft.com/office/word/2020/wordml/sdtdatahash" xmlns:w16sdtfl="http://schemas.microsoft.com/office/word/2024/wordml/sdtformatlock" xmlns:w16se="http://schemas.microsoft.com/office/word/2015/wordml/symex" xmlns:wpg="http://schemas.microsoft.com/office/word/2010/wordprocessingGroup" xmlns:wpi="http://schemas.microsoft.com/office/word/2010/wordprocessingInk" xmlns:wne="http://schemas.microsoft.com/office/word/2006/wordml" xmlns:wps="http://schemas.microsoft.com/office/word/2010/wordprocessingShape" mc:Ignorable="w14 w15 w16se w16cid w16 w16cex w16sdtdh w16sdtfl w16du wp14">
+  <w:p>
     <w:pPr>
       <w:pStyle w:val="HeaderFooter"/>
+      <w:rPr>
+        <w:rFonts w:hint="eastAsia"/>
+      </w:rPr>
     </w:pPr>
   </w:p>
 </w:hdr>
 </file>
 
 <file path=word/styles.xml><?xml version="1.0" encoding="utf-8"?>
-<w:styles xmlns:wp14="http://schemas.microsoft.com/office/word/2010/wordprocessingDrawing" xmlns:mc="http://schemas.openxmlformats.org/markup-compatibility/2006" xmlns:r="http://schemas.openxmlformats.org/officeDocument/2006/relationships" xmlns:w="http://schemas.openxmlformats.org/wordprocessingml/2006/main" xmlns:w14="http://schemas.microsoft.com/office/word/2010/wordml" xmlns:w15="http://schemas.microsoft.com/office/word/2012/wordml" xmlns:w16cex="http://schemas.microsoft.com/office/word/2018/wordml/cex" xmlns:w16cid="http://schemas.microsoft.com/office/word/2016/wordml/cid" xmlns:w16="http://schemas.microsoft.com/office/word/2018/wordml" xmlns:w16du="http://schemas.microsoft.com/office/word/2023/wordml/word16du" xmlns:w16sdtdh="http://schemas.microsoft.com/office/word/2020/wordml/sdtdatahash" xmlns:w16sdtfl="http://schemas.microsoft.com/office/word/2024/wordml/sdtformatlock" xmlns:w16se="http://schemas.microsoft.com/office/word/2015/wordml/symex" mc:Ignorable="w14 w15 w16se w16cid w16 w16cex w16sdtdh w16sdtfl w16du wp14">
+<w:styles xmlns:mc="http://schemas.openxmlformats.org/markup-compatibility/2006" xmlns:r="http://schemas.openxmlformats.org/officeDocument/2006/relationships" xmlns:w="http://schemas.openxmlformats.org/wordprocessingml/2006/main" xmlns:w14="http://schemas.microsoft.com/office/word/2010/wordml" xmlns:w15="http://schemas.microsoft.com/office/word/2012/wordml" xmlns:w16cex="http://schemas.microsoft.com/office/word/2018/wordml/cex" xmlns:w16cid="http://schemas.microsoft.com/office/word/2016/wordml/cid" xmlns:w16="http://schemas.microsoft.com/office/word/2018/wordml" xmlns:w16du="http://schemas.microsoft.com/office/word/2023/wordml/word16du" xmlns:w16sdtdh="http://schemas.microsoft.com/office/word/2020/wordml/sdtdatahash" xmlns:w16sdtfl="http://schemas.microsoft.com/office/word/2024/wordml/sdtformatlock" xmlns:w16se="http://schemas.microsoft.com/office/word/2015/wordml/symex" mc:Ignorable="w14 w15 w16se w16cid w16 w16cex w16sdtdh w16sdtfl w16du">
   <w:docDefaults>
     <w:rPrDefault>
       <w:rPr>
-        <w:rFonts w:ascii="Times New Roman" w:hAnsi="Times New Roman" w:eastAsia="Arial Unicode MS" w:cs="Times New Roman"/>
+        <w:rFonts w:ascii="Times New Roman" w:eastAsia="Arial Unicode MS" w:hAnsi="Times New Roman" w:cs="Times New Roman"/>
         <w:lang w:val="en-US" w:eastAsia="ja-JP" w:bidi="ar-SA"/>
       </w:rPr>
     </w:rPrDefault>
@@ -1833,14 +1807,14 @@
   <w:latentStyles w:defLockedState="0" w:defUIPriority="99" w:defSemiHidden="0" w:defUnhideWhenUsed="0" w:defQFormat="0" w:count="376">
     <w:lsdException w:name="Normal" w:uiPriority="0" w:qFormat="1"/>
     <w:lsdException w:name="heading 1" w:uiPriority="9" w:qFormat="1"/>
-    <w:lsdException w:name="heading 2" w:uiPriority="9" w:semiHidden="1" w:unhideWhenUsed="1" w:qFormat="1"/>
-    <w:lsdException w:name="heading 3" w:uiPriority="9" w:semiHidden="1" w:unhideWhenUsed="1" w:qFormat="1"/>
-    <w:lsdException w:name="heading 4" w:uiPriority="9" w:semiHidden="1" w:unhideWhenUsed="1" w:qFormat="1"/>
-    <w:lsdException w:name="heading 5" w:uiPriority="9" w:semiHidden="1" w:unhideWhenUsed="1" w:qFormat="1"/>
-    <w:lsdException w:name="heading 6" w:uiPriority="9" w:semiHidden="1" w:unhideWhenUsed="1" w:qFormat="1"/>
-    <w:lsdException w:name="heading 7" w:uiPriority="9" w:semiHidden="1" w:unhideWhenUsed="1" w:qFormat="1"/>
-    <w:lsdException w:name="heading 8" w:uiPriority="9" w:semiHidden="1" w:unhideWhenUsed="1" w:qFormat="1"/>
-    <w:lsdException w:name="heading 9" w:uiPriority="9" w:semiHidden="1" w:unhideWhenUsed="1" w:qFormat="1"/>
+    <w:lsdException w:name="heading 2" w:semiHidden="1" w:uiPriority="9" w:unhideWhenUsed="1" w:qFormat="1"/>
+    <w:lsdException w:name="heading 3" w:semiHidden="1" w:uiPriority="9" w:unhideWhenUsed="1" w:qFormat="1"/>
+    <w:lsdException w:name="heading 4" w:semiHidden="1" w:uiPriority="9" w:unhideWhenUsed="1" w:qFormat="1"/>
+    <w:lsdException w:name="heading 5" w:semiHidden="1" w:uiPriority="9" w:unhideWhenUsed="1" w:qFormat="1"/>
+    <w:lsdException w:name="heading 6" w:semiHidden="1" w:uiPriority="9" w:unhideWhenUsed="1" w:qFormat="1"/>
+    <w:lsdException w:name="heading 7" w:semiHidden="1" w:uiPriority="9" w:unhideWhenUsed="1" w:qFormat="1"/>
+    <w:lsdException w:name="heading 8" w:semiHidden="1" w:uiPriority="9" w:unhideWhenUsed="1" w:qFormat="1"/>
+    <w:lsdException w:name="heading 9" w:semiHidden="1" w:uiPriority="9" w:unhideWhenUsed="1" w:qFormat="1"/>
     <w:lsdException w:name="index 1" w:semiHidden="1" w:unhideWhenUsed="1"/>
     <w:lsdException w:name="index 2" w:semiHidden="1" w:unhideWhenUsed="1"/>
     <w:lsdException w:name="index 3" w:semiHidden="1" w:unhideWhenUsed="1"/>
@@ -1850,22 +1824,22 @@
     <w:lsdException w:name="index 7" w:semiHidden="1" w:unhideWhenUsed="1"/>
     <w:lsdException w:name="index 8" w:semiHidden="1" w:unhideWhenUsed="1"/>
     <w:lsdException w:name="index 9" w:semiHidden="1" w:unhideWhenUsed="1"/>
-    <w:lsdException w:name="toc 1" w:uiPriority="39" w:semiHidden="1" w:unhideWhenUsed="1"/>
-    <w:lsdException w:name="toc 2" w:uiPriority="39" w:semiHidden="1" w:unhideWhenUsed="1"/>
-    <w:lsdException w:name="toc 3" w:uiPriority="39" w:semiHidden="1" w:unhideWhenUsed="1"/>
-    <w:lsdException w:name="toc 4" w:uiPriority="39" w:semiHidden="1" w:unhideWhenUsed="1"/>
-    <w:lsdException w:name="toc 5" w:uiPriority="39" w:semiHidden="1" w:unhideWhenUsed="1"/>
-    <w:lsdException w:name="toc 6" w:uiPriority="39" w:semiHidden="1" w:unhideWhenUsed="1"/>
-    <w:lsdException w:name="toc 7" w:uiPriority="39" w:semiHidden="1" w:unhideWhenUsed="1"/>
-    <w:lsdException w:name="toc 8" w:uiPriority="39" w:semiHidden="1" w:unhideWhenUsed="1"/>
-    <w:lsdException w:name="toc 9" w:uiPriority="39" w:semiHidden="1" w:unhideWhenUsed="1"/>
+    <w:lsdException w:name="toc 1" w:semiHidden="1" w:uiPriority="39" w:unhideWhenUsed="1"/>
+    <w:lsdException w:name="toc 2" w:semiHidden="1" w:uiPriority="39" w:unhideWhenUsed="1"/>
+    <w:lsdException w:name="toc 3" w:semiHidden="1" w:uiPriority="39" w:unhideWhenUsed="1"/>
+    <w:lsdException w:name="toc 4" w:semiHidden="1" w:uiPriority="39" w:unhideWhenUsed="1"/>
+    <w:lsdException w:name="toc 5" w:semiHidden="1" w:uiPriority="39" w:unhideWhenUsed="1"/>
+    <w:lsdException w:name="toc 6" w:semiHidden="1" w:uiPriority="39" w:unhideWhenUsed="1"/>
+    <w:lsdException w:name="toc 7" w:semiHidden="1" w:uiPriority="39" w:unhideWhenUsed="1"/>
+    <w:lsdException w:name="toc 8" w:semiHidden="1" w:uiPriority="39" w:unhideWhenUsed="1"/>
+    <w:lsdException w:name="toc 9" w:semiHidden="1" w:uiPriority="39" w:unhideWhenUsed="1"/>
     <w:lsdException w:name="Normal Indent" w:semiHidden="1" w:unhideWhenUsed="1"/>
     <w:lsdException w:name="footnote text" w:semiHidden="1" w:unhideWhenUsed="1"/>
     <w:lsdException w:name="annotation text" w:semiHidden="1" w:unhideWhenUsed="1"/>
     <w:lsdException w:name="header" w:semiHidden="1" w:unhideWhenUsed="1"/>
     <w:lsdException w:name="footer" w:semiHidden="1" w:unhideWhenUsed="1"/>
     <w:lsdException w:name="index heading" w:semiHidden="1" w:unhideWhenUsed="1"/>
-    <w:lsdException w:name="caption" w:uiPriority="35" w:semiHidden="1" w:unhideWhenUsed="1" w:qFormat="1"/>
+    <w:lsdException w:name="caption" w:semiHidden="1" w:uiPriority="35" w:unhideWhenUsed="1" w:qFormat="1"/>
     <w:lsdException w:name="table of figures" w:semiHidden="1" w:unhideWhenUsed="1"/>
     <w:lsdException w:name="envelope address" w:semiHidden="1" w:unhideWhenUsed="1"/>
     <w:lsdException w:name="envelope return" w:semiHidden="1" w:unhideWhenUsed="1"/>
@@ -1896,7 +1870,7 @@
     <w:lsdException w:name="Title" w:uiPriority="10" w:qFormat="1"/>
     <w:lsdException w:name="Closing" w:semiHidden="1" w:unhideWhenUsed="1"/>
     <w:lsdException w:name="Signature" w:semiHidden="1" w:unhideWhenUsed="1"/>
-    <w:lsdException w:name="Default Paragraph Font" w:uiPriority="1" w:semiHidden="1" w:unhideWhenUsed="1"/>
+    <w:lsdException w:name="Default Paragraph Font" w:semiHidden="1" w:uiPriority="1" w:unhideWhenUsed="1"/>
     <w:lsdException w:name="Body Text" w:semiHidden="1" w:unhideWhenUsed="1"/>
     <w:lsdException w:name="Body Text Indent" w:semiHidden="1" w:unhideWhenUsed="1"/>
     <w:lsdException w:name="List Continue" w:semiHidden="1" w:unhideWhenUsed="1"/>
@@ -2096,8 +2070,8 @@
     <w:lsdException w:name="Subtle Reference" w:uiPriority="31" w:qFormat="1"/>
     <w:lsdException w:name="Intense Reference" w:uiPriority="32" w:qFormat="1"/>
     <w:lsdException w:name="Book Title" w:uiPriority="33" w:qFormat="1"/>
-    <w:lsdException w:name="Bibliography" w:uiPriority="37" w:semiHidden="1" w:unhideWhenUsed="1"/>
-    <w:lsdException w:name="TOC Heading" w:uiPriority="39" w:semiHidden="1" w:unhideWhenUsed="1" w:qFormat="1"/>
+    <w:lsdException w:name="Bibliography" w:semiHidden="1" w:uiPriority="37" w:unhideWhenUsed="1"/>
+    <w:lsdException w:name="TOC Heading" w:semiHidden="1" w:uiPriority="39" w:unhideWhenUsed="1" w:qFormat="1"/>
     <w:lsdException w:name="Plain Table 1" w:uiPriority="41"/>
     <w:lsdException w:name="Plain Table 2" w:uiPriority="42"/>
     <w:lsdException w:name="Plain Table 3" w:uiPriority="43"/>
@@ -2208,7 +2182,7 @@
     <w:lsdException w:name="Unresolved Mention" w:semiHidden="1" w:unhideWhenUsed="1"/>
     <w:lsdException w:name="Smart Link" w:semiHidden="1" w:unhideWhenUsed="1"/>
   </w:latentStyles>
-  <w:style w:type="paragraph" w:styleId="Normal" w:default="1">
+  <w:style w:type="paragraph" w:default="1" w:styleId="Normal">
     <w:name w:val="Normal"/>
     <w:qFormat/>
     <w:pPr>
@@ -2228,13 +2202,13 @@
       <w:lang w:eastAsia="en-US"/>
     </w:rPr>
   </w:style>
-  <w:style w:type="character" w:styleId="DefaultParagraphFont" w:default="1">
+  <w:style w:type="character" w:default="1" w:styleId="DefaultParagraphFont">
     <w:name w:val="Default Paragraph Font"/>
     <w:uiPriority w:val="1"/>
     <w:semiHidden/>
     <w:unhideWhenUsed/>
   </w:style>
-  <w:style w:type="table" w:styleId="TableNormal" w:default="1">
+  <w:style w:type="table" w:default="1" w:styleId="TableNormal">
     <w:name w:val="Normal Table"/>
     <w:uiPriority w:val="99"/>
     <w:semiHidden/>
@@ -2249,7 +2223,7 @@
       </w:tblCellMar>
     </w:tblPr>
   </w:style>
-  <w:style w:type="numbering" w:styleId="NoList" w:default="1">
+  <w:style w:type="numbering" w:default="1" w:styleId="NoList">
     <w:name w:val="No List"/>
     <w:uiPriority w:val="99"/>
     <w:semiHidden/>
@@ -2261,7 +2235,7 @@
       <w:u w:val="single"/>
     </w:rPr>
   </w:style>
-  <w:style w:type="paragraph" w:styleId="HeaderFooter" w:customStyle="1">
+  <w:style w:type="paragraph" w:customStyle="1" w:styleId="HeaderFooter">
     <w:name w:val="Header &amp; Footer"/>
     <w:pPr>
       <w:pBdr>
@@ -2285,7 +2259,7 @@
       <w:lang w:eastAsia="en-US"/>
     </w:rPr>
   </w:style>
-  <w:style w:type="paragraph" w:styleId="Body" w:customStyle="1">
+  <w:style w:type="paragraph" w:customStyle="1" w:styleId="Body">
     <w:name w:val="Body"/>
     <w:pPr>
       <w:pBdr>
@@ -2308,7 +2282,7 @@
       <w:lang w:eastAsia="en-US"/>
     </w:rPr>
   </w:style>
-  <w:style w:type="character" w:styleId="Hyperlink0" w:customStyle="1">
+  <w:style w:type="character" w:customStyle="1" w:styleId="Hyperlink0">
     <w:name w:val="Hyperlink.0"/>
     <w:rPr>
       <w:color w:val="0563C1"/>
@@ -2324,7 +2298,7 @@
 </file>
 
 <file path=word/theme/theme1.xml><?xml version="1.0" encoding="utf-8"?>
-<a:theme xmlns:a="http://schemas.openxmlformats.org/drawingml/2006/main" xmlns:thm15="http://schemas.microsoft.com/office/thememl/2012/main" name="Office Theme">
+<a:theme xmlns:a="http://schemas.openxmlformats.org/drawingml/2006/main" name="Office Theme">
   <a:themeElements>
     <a:clrScheme name="Office">
       <a:dk1>
